--- a/klagomål/A 54477-2025 FSC-klagomål.docx
+++ b/klagomål/A 54477-2025 FSC-klagomål.docx
@@ -1062,7 +1062,7 @@
     <w:r>
       <w:tab/>
       <w:tab/>
-      <w:t>2025-12-19</w:t>
+      <w:t>2025-12-20</w:t>
       <w:br/>
       <w:br/>
     </w:r>

--- a/klagomål/A 54477-2025 FSC-klagomål.docx
+++ b/klagomål/A 54477-2025 FSC-klagomål.docx
@@ -1062,7 +1062,7 @@
     <w:r>
       <w:tab/>
       <w:tab/>
-      <w:t>2025-12-20</w:t>
+      <w:t>2025-12-21</w:t>
       <w:br/>
       <w:br/>
     </w:r>

--- a/klagomål/A 54477-2025 FSC-klagomål.docx
+++ b/klagomål/A 54477-2025 FSC-klagomål.docx
@@ -1062,7 +1062,7 @@
     <w:r>
       <w:tab/>
       <w:tab/>
-      <w:t>2025-12-21</w:t>
+      <w:t>2025-12-22</w:t>
       <w:br/>
       <w:br/>
     </w:r>

--- a/klagomål/A 54477-2025 FSC-klagomål.docx
+++ b/klagomål/A 54477-2025 FSC-klagomål.docx
@@ -1062,7 +1062,7 @@
     <w:r>
       <w:tab/>
       <w:tab/>
-      <w:t>2025-12-22</w:t>
+      <w:t>2025-12-26</w:t>
       <w:br/>
       <w:br/>
     </w:r>

--- a/klagomål/A 54477-2025 FSC-klagomål.docx
+++ b/klagomål/A 54477-2025 FSC-klagomål.docx
@@ -1062,7 +1062,7 @@
     <w:r>
       <w:tab/>
       <w:tab/>
-      <w:t>2025-12-26</w:t>
+      <w:t>2025-12-28</w:t>
       <w:br/>
       <w:br/>
     </w:r>

--- a/klagomål/A 54477-2025 FSC-klagomål.docx
+++ b/klagomål/A 54477-2025 FSC-klagomål.docx
@@ -1062,7 +1062,7 @@
     <w:r>
       <w:tab/>
       <w:tab/>
-      <w:t>2025-12-28</w:t>
+      <w:t>2025-12-29</w:t>
       <w:br/>
       <w:br/>
     </w:r>

--- a/klagomål/A 54477-2025 FSC-klagomål.docx
+++ b/klagomål/A 54477-2025 FSC-klagomål.docx
@@ -1062,7 +1062,7 @@
     <w:r>
       <w:tab/>
       <w:tab/>
-      <w:t>2025-12-29</w:t>
+      <w:t>2025-12-30</w:t>
       <w:br/>
       <w:br/>
     </w:r>

--- a/klagomål/A 54477-2025 FSC-klagomål.docx
+++ b/klagomål/A 54477-2025 FSC-klagomål.docx
@@ -1062,7 +1062,7 @@
     <w:r>
       <w:tab/>
       <w:tab/>
-      <w:t>2025-12-30</w:t>
+      <w:t>2025-12-31</w:t>
       <w:br/>
       <w:br/>
     </w:r>

--- a/klagomål/A 54477-2025 FSC-klagomål.docx
+++ b/klagomål/A 54477-2025 FSC-klagomål.docx
@@ -1062,7 +1062,7 @@
     <w:r>
       <w:tab/>
       <w:tab/>
-      <w:t>2025-12-31</w:t>
+      <w:t>2026-01-03</w:t>
       <w:br/>
       <w:br/>
     </w:r>

--- a/klagomål/A 54477-2025 FSC-klagomål.docx
+++ b/klagomål/A 54477-2025 FSC-klagomål.docx
@@ -1062,7 +1062,7 @@
     <w:r>
       <w:tab/>
       <w:tab/>
-      <w:t>2026-01-07</w:t>
+      <w:t>2026-01-08</w:t>
       <w:br/>
       <w:br/>
     </w:r>

--- a/klagomål/A 54477-2025 FSC-klagomål.docx
+++ b/klagomål/A 54477-2025 FSC-klagomål.docx
@@ -1062,7 +1062,7 @@
     <w:r>
       <w:tab/>
       <w:tab/>
-      <w:t>2026-01-08</w:t>
+      <w:t>2026-01-09</w:t>
       <w:br/>
       <w:br/>
     </w:r>

--- a/klagomål/A 54477-2025 FSC-klagomål.docx
+++ b/klagomål/A 54477-2025 FSC-klagomål.docx
@@ -1062,7 +1062,7 @@
     <w:r>
       <w:tab/>
       <w:tab/>
-      <w:t>2026-01-09</w:t>
+      <w:t>2026-01-10</w:t>
       <w:br/>
       <w:br/>
     </w:r>

--- a/klagomål/A 54477-2025 FSC-klagomål.docx
+++ b/klagomål/A 54477-2025 FSC-klagomål.docx
@@ -1062,7 +1062,7 @@
     <w:r>
       <w:tab/>
       <w:tab/>
-      <w:t>2026-01-10</w:t>
+      <w:t>2026-01-11</w:t>
       <w:br/>
       <w:br/>
     </w:r>

--- a/klagomål/A 54477-2025 FSC-klagomål.docx
+++ b/klagomål/A 54477-2025 FSC-klagomål.docx
@@ -1062,7 +1062,7 @@
     <w:r>
       <w:tab/>
       <w:tab/>
-      <w:t>2026-01-11</w:t>
+      <w:t>2026-01-12</w:t>
       <w:br/>
       <w:br/>
     </w:r>

--- a/klagomål/A 54477-2025 FSC-klagomål.docx
+++ b/klagomål/A 54477-2025 FSC-klagomål.docx
@@ -1062,7 +1062,7 @@
     <w:r>
       <w:tab/>
       <w:tab/>
-      <w:t>2026-01-12</w:t>
+      <w:t>2026-01-13</w:t>
       <w:br/>
       <w:br/>
     </w:r>

--- a/klagomål/A 54477-2025 FSC-klagomål.docx
+++ b/klagomål/A 54477-2025 FSC-klagomål.docx
@@ -1062,7 +1062,7 @@
     <w:r>
       <w:tab/>
       <w:tab/>
-      <w:t>2026-01-13</w:t>
+      <w:t>2026-01-14</w:t>
       <w:br/>
       <w:br/>
     </w:r>

--- a/klagomål/A 54477-2025 FSC-klagomål.docx
+++ b/klagomål/A 54477-2025 FSC-klagomål.docx
@@ -1062,7 +1062,7 @@
     <w:r>
       <w:tab/>
       <w:tab/>
-      <w:t>2026-01-14</w:t>
+      <w:t>2026-01-15</w:t>
       <w:br/>
       <w:br/>
     </w:r>

--- a/klagomål/A 54477-2025 FSC-klagomål.docx
+++ b/klagomål/A 54477-2025 FSC-klagomål.docx
@@ -1062,7 +1062,7 @@
     <w:r>
       <w:tab/>
       <w:tab/>
-      <w:t>2026-01-15</w:t>
+      <w:t>2026-01-16</w:t>
       <w:br/>
       <w:br/>
     </w:r>

--- a/klagomål/A 54477-2025 FSC-klagomål.docx
+++ b/klagomål/A 54477-2025 FSC-klagomål.docx
@@ -1062,7 +1062,7 @@
     <w:r>
       <w:tab/>
       <w:tab/>
-      <w:t>2026-01-16</w:t>
+      <w:t>2026-01-17</w:t>
       <w:br/>
       <w:br/>
     </w:r>

--- a/klagomål/A 54477-2025 FSC-klagomål.docx
+++ b/klagomål/A 54477-2025 FSC-klagomål.docx
@@ -1062,7 +1062,7 @@
     <w:r>
       <w:tab/>
       <w:tab/>
-      <w:t>2026-01-17</w:t>
+      <w:t>2026-01-18</w:t>
       <w:br/>
       <w:br/>
     </w:r>

--- a/klagomål/A 54477-2025 FSC-klagomål.docx
+++ b/klagomål/A 54477-2025 FSC-klagomål.docx
@@ -1062,7 +1062,7 @@
     <w:r>
       <w:tab/>
       <w:tab/>
-      <w:t>2026-01-18</w:t>
+      <w:t>2026-01-19</w:t>
       <w:br/>
       <w:br/>
     </w:r>

--- a/klagomål/A 54477-2025 FSC-klagomål.docx
+++ b/klagomål/A 54477-2025 FSC-klagomål.docx
@@ -1062,7 +1062,7 @@
     <w:r>
       <w:tab/>
       <w:tab/>
-      <w:t>2026-01-19</w:t>
+      <w:t>2026-01-20</w:t>
       <w:br/>
       <w:br/>
     </w:r>

--- a/klagomål/A 54477-2025 FSC-klagomål.docx
+++ b/klagomål/A 54477-2025 FSC-klagomål.docx
@@ -1062,7 +1062,7 @@
     <w:r>
       <w:tab/>
       <w:tab/>
-      <w:t>2026-01-20</w:t>
+      <w:t>2026-01-21</w:t>
       <w:br/>
       <w:br/>
     </w:r>

--- a/klagomål/A 54477-2025 FSC-klagomål.docx
+++ b/klagomål/A 54477-2025 FSC-klagomål.docx
@@ -1062,7 +1062,7 @@
     <w:r>
       <w:tab/>
       <w:tab/>
-      <w:t>2026-01-21</w:t>
+      <w:t>2026-01-23</w:t>
       <w:br/>
       <w:br/>
     </w:r>

--- a/klagomål/A 54477-2025 FSC-klagomål.docx
+++ b/klagomål/A 54477-2025 FSC-klagomål.docx
@@ -1062,7 +1062,7 @@
     <w:r>
       <w:tab/>
       <w:tab/>
-      <w:t>2026-01-23</w:t>
+      <w:t>2026-01-24</w:t>
       <w:br/>
       <w:br/>
     </w:r>

--- a/klagomål/A 54477-2025 FSC-klagomål.docx
+++ b/klagomål/A 54477-2025 FSC-klagomål.docx
@@ -1062,7 +1062,7 @@
     <w:r>
       <w:tab/>
       <w:tab/>
-      <w:t>2026-01-24</w:t>
+      <w:t>2026-01-25</w:t>
       <w:br/>
       <w:br/>
     </w:r>

--- a/klagomål/A 54477-2025 FSC-klagomål.docx
+++ b/klagomål/A 54477-2025 FSC-klagomål.docx
@@ -1062,7 +1062,7 @@
     <w:r>
       <w:tab/>
       <w:tab/>
-      <w:t>2026-01-25</w:t>
+      <w:t>2026-01-26</w:t>
       <w:br/>
       <w:br/>
     </w:r>

--- a/klagomål/A 54477-2025 FSC-klagomål.docx
+++ b/klagomål/A 54477-2025 FSC-klagomål.docx
@@ -1062,7 +1062,7 @@
     <w:r>
       <w:tab/>
       <w:tab/>
-      <w:t>2026-01-26</w:t>
+      <w:t>2026-01-27</w:t>
       <w:br/>
       <w:br/>
     </w:r>

--- a/klagomål/A 54477-2025 FSC-klagomål.docx
+++ b/klagomål/A 54477-2025 FSC-klagomål.docx
@@ -1062,7 +1062,7 @@
     <w:r>
       <w:tab/>
       <w:tab/>
-      <w:t>2026-01-27</w:t>
+      <w:t>2026-01-28</w:t>
       <w:br/>
       <w:br/>
     </w:r>

--- a/klagomål/A 54477-2025 FSC-klagomål.docx
+++ b/klagomål/A 54477-2025 FSC-klagomål.docx
@@ -1285,7 +1285,7 @@
     <w:r>
       <w:tab/>
       <w:tab/>
-      <w:t>2026-02-21</w:t>
+      <w:t>2026-02-22</w:t>
       <w:br/>
       <w:br/>
     </w:r>

--- a/klagomål/A 54477-2025 FSC-klagomål.docx
+++ b/klagomål/A 54477-2025 FSC-klagomål.docx
@@ -1285,7 +1285,7 @@
     <w:r>
       <w:tab/>
       <w:tab/>
-      <w:t>2026-02-22</w:t>
+      <w:t>2026-02-23</w:t>
       <w:br/>
       <w:br/>
     </w:r>

--- a/klagomål/A 54477-2025 FSC-klagomål.docx
+++ b/klagomål/A 54477-2025 FSC-klagomål.docx
@@ -1285,7 +1285,7 @@
     <w:r>
       <w:tab/>
       <w:tab/>
-      <w:t>2026-02-23</w:t>
+      <w:t>2026-02-24</w:t>
       <w:br/>
       <w:br/>
     </w:r>

--- a/klagomål/A 54477-2025 FSC-klagomål.docx
+++ b/klagomål/A 54477-2025 FSC-klagomål.docx
@@ -1285,7 +1285,7 @@
     <w:r>
       <w:tab/>
       <w:tab/>
-      <w:t>2026-02-24</w:t>
+      <w:t>2026-02-25</w:t>
       <w:br/>
       <w:br/>
     </w:r>

--- a/klagomål/A 54477-2025 FSC-klagomål.docx
+++ b/klagomål/A 54477-2025 FSC-klagomål.docx
@@ -1285,7 +1285,7 @@
     <w:r>
       <w:tab/>
       <w:tab/>
-      <w:t>2026-02-25</w:t>
+      <w:t>2026-02-26</w:t>
       <w:br/>
       <w:br/>
     </w:r>

--- a/klagomål/A 54477-2025 FSC-klagomål.docx
+++ b/klagomål/A 54477-2025 FSC-klagomål.docx
@@ -1285,7 +1285,7 @@
     <w:r>
       <w:tab/>
       <w:tab/>
-      <w:t>2026-02-26</w:t>
+      <w:t>2026-02-28</w:t>
       <w:br/>
       <w:br/>
     </w:r>

--- a/klagomål/A 54477-2025 FSC-klagomål.docx
+++ b/klagomål/A 54477-2025 FSC-klagomål.docx
@@ -1285,7 +1285,7 @@
     <w:r>
       <w:tab/>
       <w:tab/>
-      <w:t>2026-02-28</w:t>
+      <w:t>2026-03-01</w:t>
       <w:br/>
       <w:br/>
     </w:r>

--- a/klagomål/A 54477-2025 FSC-klagomål.docx
+++ b/klagomål/A 54477-2025 FSC-klagomål.docx
@@ -1285,7 +1285,7 @@
     <w:r>
       <w:tab/>
       <w:tab/>
-      <w:t>2026-03-01</w:t>
+      <w:t>2026-03-02</w:t>
       <w:br/>
       <w:br/>
     </w:r>

--- a/klagomål/A 54477-2025 FSC-klagomål.docx
+++ b/klagomål/A 54477-2025 FSC-klagomål.docx
@@ -294,12 +294,7 @@
         <w:t>Flagellkvastmossa</w:t>
       </w:r>
       <w:r>
-        <w:t xml:space="preserve"> förekommer framför allt i tallsumpskog, men finns även i relativt torra gran- och tallskogar. Den signalerar överallt skogsmiljöer med höga naturvärden och indikerar biotoper med rik och kontinuerlig förekomst av död ved i olika nedbrytningsstadier eller barlagd torvjord.</w:t>
-      </w:r>
-    </w:p>
-    <w:p>
-      <w:r>
-        <w:t xml:space="preserve">Flagellkvastmossa är typisk art för </w:t>
+        <w:t xml:space="preserve"> förekommer framför allt i tallsumpskog, men finns även i relativt torra gran- och tallskogar. Den signalerar överallt skogsmiljöer med höga naturvärden och indikerar biotoper med rik och kontinuerlig förekomst av död ved i olika nedbrytningsstadier eller barlagd torvjord. Flagellkvastmossa är typisk art för </w:t>
       </w:r>
       <w:r>
         <w:rPr>
@@ -1285,7 +1280,7 @@
     <w:r>
       <w:tab/>
       <w:tab/>
-      <w:t>2026-03-02</w:t>
+      <w:t>2026-03-03</w:t>
       <w:br/>
       <w:br/>
     </w:r>

--- a/klagomål/A 54477-2025 FSC-klagomål.docx
+++ b/klagomål/A 54477-2025 FSC-klagomål.docx
@@ -1280,7 +1280,7 @@
     <w:r>
       <w:tab/>
       <w:tab/>
-      <w:t>2026-03-03</w:t>
+      <w:t>2026-03-04</w:t>
       <w:br/>
       <w:br/>
     </w:r>

--- a/klagomål/A 54477-2025 FSC-klagomål.docx
+++ b/klagomål/A 54477-2025 FSC-klagomål.docx
@@ -1280,7 +1280,7 @@
     <w:r>
       <w:tab/>
       <w:tab/>
-      <w:t>2026-03-04</w:t>
+      <w:t>2026-03-05</w:t>
       <w:br/>
       <w:br/>
     </w:r>

--- a/klagomål/A 54477-2025 FSC-klagomål.docx
+++ b/klagomål/A 54477-2025 FSC-klagomål.docx
@@ -1280,7 +1280,7 @@
     <w:r>
       <w:tab/>
       <w:tab/>
-      <w:t>2026-03-05</w:t>
+      <w:t>2026-03-06</w:t>
       <w:br/>
       <w:br/>
     </w:r>

--- a/klagomål/A 54477-2025 FSC-klagomål.docx
+++ b/klagomål/A 54477-2025 FSC-klagomål.docx
@@ -1280,7 +1280,7 @@
     <w:r>
       <w:tab/>
       <w:tab/>
-      <w:t>2026-03-06</w:t>
+      <w:t>2026-03-07</w:t>
       <w:br/>
       <w:br/>
     </w:r>

--- a/klagomål/A 54477-2025 FSC-klagomål.docx
+++ b/klagomål/A 54477-2025 FSC-klagomål.docx
@@ -1280,7 +1280,7 @@
     <w:r>
       <w:tab/>
       <w:tab/>
-      <w:t>2026-03-07</w:t>
+      <w:t>2026-03-08</w:t>
       <w:br/>
       <w:br/>
     </w:r>

--- a/klagomål/A 54477-2025 FSC-klagomål.docx
+++ b/klagomål/A 54477-2025 FSC-klagomål.docx
@@ -1280,7 +1280,7 @@
     <w:r>
       <w:tab/>
       <w:tab/>
-      <w:t>2026-03-08</w:t>
+      <w:t>2026-03-09</w:t>
       <w:br/>
       <w:br/>
     </w:r>

--- a/klagomål/A 54477-2025 FSC-klagomål.docx
+++ b/klagomål/A 54477-2025 FSC-klagomål.docx
@@ -1280,7 +1280,7 @@
     <w:r>
       <w:tab/>
       <w:tab/>
-      <w:t>2026-03-09</w:t>
+      <w:t>2026-03-10</w:t>
       <w:br/>
       <w:br/>
     </w:r>

--- a/klagomål/A 54477-2025 FSC-klagomål.docx
+++ b/klagomål/A 54477-2025 FSC-klagomål.docx
@@ -468,7 +468,7 @@
         <w:t>Spillkråka (NT, §4)</w:t>
       </w:r>
       <w:r>
-        <w:t xml:space="preserve"> är rödlistad som nära hotad och ingår i bilaga 1 i EU:s fågeldirektiv. Den minskar i population på grund av minskad tillgång på lämpliga bo- och födoträd och minskad födotillgång. Spillkråkans minskningstakt har uppgått till 19 (24–10) % under de senaste 15 åren. Minskningstakten för den svenska populationen bedöms vara nära gränsvärdet för Sårbar (VU) (A2bc). Skogsbruk med korta omloppstider och täta, homogena ungskogar utgör det största hotet. Spillkråka är typisk art för </w:t>
+        <w:t xml:space="preserve"> är rödlistad som nära hotad och ingår i bilaga 1 i EU:s fågeldirektiv. Den minskar i population på grund av minskad tillgång på lämpliga bo- och födoträd och minskad födotillgång. Spillkråkans minskningstakt har uppgått till 19 (24–10) % under de senaste 15 åren och bedöms vara nära gränsvärdet för Sårbar (VU) (A2bc). Spillkråka är en nyckelart i skogliga miljöer vars övergivna bohål utnyttjas av flera andra hålhäckande fågelarter och fladdermöss. Den behöver grova träd, främst tall, asp och bok som boträd. Skogsbruk med korta omloppstider och täta, homogena ungskogar utgör det största hotet. Spillkråka är typisk art för </w:t>
       </w:r>
       <w:r>
         <w:rPr>
@@ -486,7 +486,7 @@
         <w:t xml:space="preserve"> 9740 Skogsbevuxen myr </w:t>
       </w:r>
       <w:r>
-        <w:t>(SLU Artdatabanken, 2023).</w:t>
+        <w:t>(SLU Artdatabanken, 2025; Skogsstyrelsen 2016).</w:t>
       </w:r>
     </w:p>
     <w:p>
@@ -1053,7 +1053,7 @@
         <w:t xml:space="preserve"> 9740 Skogsbevuxen myr</w:t>
       </w:r>
       <w:r>
-        <w:t xml:space="preserve"> och ingår i bilaga 1 i EU:s fågeldirektiv. Spillkråka lever i både barr- och blandskog liksom i ren lövskog. De tätaste populationerna tenderar att finnas i äldre, variationsrik blandskog med gott om död ved och gamla träd.</w:t>
+        <w:t xml:space="preserve"> och ingår i bilaga 1 i EU:s fågeldirektiv. Spillkråka lever i både barr- och blandskog liksom i ren lövskog. De tätaste populationerna tenderar att finnas i äldre, variationsrik blandskog med gott om död ved och gamla träd. Spillkråka är en nyckelart i skogliga miljöer vars övergivna bohål utnyttjas av flera andra hålhäckande fågelarter och fladdermöss (SLU Artdatabanken, 2023; Skogsstyrelsen 2016).</w:t>
       </w:r>
     </w:p>
     <w:p>
@@ -1071,7 +1071,21 @@
     </w:p>
     <w:p>
       <w:r>
-        <w:t xml:space="preserve">SLU Artdatabanken, 2021. </w:t>
+        <w:t xml:space="preserve">Skogsstyrelsen, 2016. </w:t>
+      </w:r>
+      <w:r>
+        <w:rPr>
+          <w:i/>
+        </w:rPr>
+        <w:t xml:space="preserve">Vägledning för hänsyn till spillkråka. </w:t>
+      </w:r>
+      <w:r>
+        <w:t>Vägledningar och kunskapsstöd artskydd – Skogsstyrelsen.</w:t>
+      </w:r>
+    </w:p>
+    <w:p>
+      <w:r>
+        <w:t xml:space="preserve">SLU Artdatabanken, 2023. </w:t>
       </w:r>
       <w:r>
         <w:rPr>
@@ -1280,7 +1294,7 @@
     <w:r>
       <w:tab/>
       <w:tab/>
-      <w:t>2026-03-10</w:t>
+      <w:t>2026-03-11</w:t>
       <w:br/>
       <w:br/>
     </w:r>

--- a/klagomål/A 54477-2025 FSC-klagomål.docx
+++ b/klagomål/A 54477-2025 FSC-klagomål.docx
@@ -1294,7 +1294,7 @@
     <w:r>
       <w:tab/>
       <w:tab/>
-      <w:t>2026-03-11</w:t>
+      <w:t>2026-03-12</w:t>
       <w:br/>
       <w:br/>
     </w:r>

--- a/klagomål/A 54477-2025 FSC-klagomål.docx
+++ b/klagomål/A 54477-2025 FSC-klagomål.docx
@@ -1294,7 +1294,7 @@
     <w:r>
       <w:tab/>
       <w:tab/>
-      <w:t>2026-03-12</w:t>
+      <w:t>2026-03-13</w:t>
       <w:br/>
       <w:br/>
     </w:r>

--- a/klagomål/A 54477-2025 FSC-klagomål.docx
+++ b/klagomål/A 54477-2025 FSC-klagomål.docx
@@ -1294,7 +1294,7 @@
     <w:r>
       <w:tab/>
       <w:tab/>
-      <w:t>2026-03-13</w:t>
+      <w:t>2026-03-16</w:t>
       <w:br/>
       <w:br/>
     </w:r>

--- a/klagomål/A 54477-2025 FSC-klagomål.docx
+++ b/klagomål/A 54477-2025 FSC-klagomål.docx
@@ -1294,7 +1294,7 @@
     <w:r>
       <w:tab/>
       <w:tab/>
-      <w:t>2026-03-16</w:t>
+      <w:t>2026-03-17</w:t>
       <w:br/>
       <w:br/>
     </w:r>

--- a/klagomål/A 54477-2025 FSC-klagomål.docx
+++ b/klagomål/A 54477-2025 FSC-klagomål.docx
@@ -1294,7 +1294,7 @@
     <w:r>
       <w:tab/>
       <w:tab/>
-      <w:t>2026-03-17</w:t>
+      <w:t>2026-03-18</w:t>
       <w:br/>
       <w:br/>
     </w:r>

--- a/klagomål/A 54477-2025 FSC-klagomål.docx
+++ b/klagomål/A 54477-2025 FSC-klagomål.docx
@@ -1294,7 +1294,7 @@
     <w:r>
       <w:tab/>
       <w:tab/>
-      <w:t>2026-03-18</w:t>
+      <w:t>2026-03-19</w:t>
       <w:br/>
       <w:br/>
     </w:r>

--- a/klagomål/A 54477-2025 FSC-klagomål.docx
+++ b/klagomål/A 54477-2025 FSC-klagomål.docx
@@ -1294,7 +1294,7 @@
     <w:r>
       <w:tab/>
       <w:tab/>
-      <w:t>2026-03-19</w:t>
+      <w:t>2026-03-20</w:t>
       <w:br/>
       <w:br/>
     </w:r>

--- a/klagomål/A 54477-2025 FSC-klagomål.docx
+++ b/klagomål/A 54477-2025 FSC-klagomål.docx
@@ -1294,7 +1294,7 @@
     <w:r>
       <w:tab/>
       <w:tab/>
-      <w:t>2026-03-20</w:t>
+      <w:t>2026-03-21</w:t>
       <w:br/>
       <w:br/>
     </w:r>

--- a/klagomål/A 54477-2025 FSC-klagomål.docx
+++ b/klagomål/A 54477-2025 FSC-klagomål.docx
@@ -1294,7 +1294,7 @@
     <w:r>
       <w:tab/>
       <w:tab/>
-      <w:t>2026-03-21</w:t>
+      <w:t>2026-03-22</w:t>
       <w:br/>
       <w:br/>
     </w:r>

--- a/klagomål/A 54477-2025 FSC-klagomål.docx
+++ b/klagomål/A 54477-2025 FSC-klagomål.docx
@@ -1294,7 +1294,7 @@
     <w:r>
       <w:tab/>
       <w:tab/>
-      <w:t>2026-03-22</w:t>
+      <w:t>2026-03-23</w:t>
       <w:br/>
       <w:br/>
     </w:r>

--- a/klagomål/A 54477-2025 FSC-klagomål.docx
+++ b/klagomål/A 54477-2025 FSC-klagomål.docx
@@ -1294,7 +1294,7 @@
     <w:r>
       <w:tab/>
       <w:tab/>
-      <w:t>2026-04-14</w:t>
+      <w:t>2026-04-15</w:t>
       <w:br/>
       <w:br/>
     </w:r>

--- a/klagomål/A 54477-2025 FSC-klagomål.docx
+++ b/klagomål/A 54477-2025 FSC-klagomål.docx
@@ -1294,7 +1294,7 @@
     <w:r>
       <w:tab/>
       <w:tab/>
-      <w:t>2026-04-15</w:t>
+      <w:t>2026-04-16</w:t>
       <w:br/>
       <w:br/>
     </w:r>

--- a/klagomål/A 54477-2025 FSC-klagomål.docx
+++ b/klagomål/A 54477-2025 FSC-klagomål.docx
@@ -1294,7 +1294,7 @@
     <w:r>
       <w:tab/>
       <w:tab/>
-      <w:t>2026-04-16</w:t>
+      <w:t>2026-04-17</w:t>
       <w:br/>
       <w:br/>
     </w:r>

--- a/klagomål/A 54477-2025 FSC-klagomål.docx
+++ b/klagomål/A 54477-2025 FSC-klagomål.docx
@@ -1294,7 +1294,7 @@
     <w:r>
       <w:tab/>
       <w:tab/>
-      <w:t>2026-04-17</w:t>
+      <w:t>2026-04-18</w:t>
       <w:br/>
       <w:br/>
     </w:r>

--- a/klagomål/A 54477-2025 FSC-klagomål.docx
+++ b/klagomål/A 54477-2025 FSC-klagomål.docx
@@ -1294,7 +1294,7 @@
     <w:r>
       <w:tab/>
       <w:tab/>
-      <w:t>2026-04-18</w:t>
+      <w:t>2026-04-19</w:t>
       <w:br/>
       <w:br/>
     </w:r>

--- a/klagomål/A 54477-2025 FSC-klagomål.docx
+++ b/klagomål/A 54477-2025 FSC-klagomål.docx
@@ -1294,7 +1294,7 @@
     <w:r>
       <w:tab/>
       <w:tab/>
-      <w:t>2026-04-19</w:t>
+      <w:t>2026-04-20</w:t>
       <w:br/>
       <w:br/>
     </w:r>

--- a/klagomål/A 54477-2025 FSC-klagomål.docx
+++ b/klagomål/A 54477-2025 FSC-klagomål.docx
@@ -1294,7 +1294,7 @@
     <w:r>
       <w:tab/>
       <w:tab/>
-      <w:t>2026-04-20</w:t>
+      <w:t>2026-04-21</w:t>
       <w:br/>
       <w:br/>
     </w:r>

--- a/klagomål/A 54477-2025 FSC-klagomål.docx
+++ b/klagomål/A 54477-2025 FSC-klagomål.docx
@@ -1294,7 +1294,7 @@
     <w:r>
       <w:tab/>
       <w:tab/>
-      <w:t>2026-04-21</w:t>
+      <w:t>2026-04-22</w:t>
       <w:br/>
       <w:br/>
     </w:r>

--- a/klagomål/A 54477-2025 FSC-klagomål.docx
+++ b/klagomål/A 54477-2025 FSC-klagomål.docx
@@ -1294,7 +1294,7 @@
     <w:r>
       <w:tab/>
       <w:tab/>
-      <w:t>2026-04-22</w:t>
+      <w:t>2026-04-23</w:t>
       <w:br/>
       <w:br/>
     </w:r>

--- a/klagomål/A 54477-2025 FSC-klagomål.docx
+++ b/klagomål/A 54477-2025 FSC-klagomål.docx
@@ -1294,7 +1294,7 @@
     <w:r>
       <w:tab/>
       <w:tab/>
-      <w:t>2026-04-23</w:t>
+      <w:t>2026-04-24</w:t>
       <w:br/>
       <w:br/>
     </w:r>

--- a/klagomål/A 54477-2025 FSC-klagomål.docx
+++ b/klagomål/A 54477-2025 FSC-klagomål.docx
@@ -1294,7 +1294,7 @@
     <w:r>
       <w:tab/>
       <w:tab/>
-      <w:t>2026-04-24</w:t>
+      <w:t>2026-04-25</w:t>
       <w:br/>
       <w:br/>
     </w:r>

--- a/klagomål/A 54477-2025 FSC-klagomål.docx
+++ b/klagomål/A 54477-2025 FSC-klagomål.docx
@@ -1294,7 +1294,7 @@
     <w:r>
       <w:tab/>
       <w:tab/>
-      <w:t>2026-04-25</w:t>
+      <w:t>2026-04-26</w:t>
       <w:br/>
       <w:br/>
     </w:r>

--- a/klagomål/A 54477-2025 FSC-klagomål.docx
+++ b/klagomål/A 54477-2025 FSC-klagomål.docx
@@ -1294,7 +1294,7 @@
     <w:r>
       <w:tab/>
       <w:tab/>
-      <w:t>2026-04-26</w:t>
+      <w:t>2026-04-27</w:t>
       <w:br/>
       <w:br/>
     </w:r>

--- a/klagomål/A 54477-2025 FSC-klagomål.docx
+++ b/klagomål/A 54477-2025 FSC-klagomål.docx
@@ -1294,7 +1294,7 @@
     <w:r>
       <w:tab/>
       <w:tab/>
-      <w:t>2026-04-27</w:t>
+      <w:t>2026-04-28</w:t>
       <w:br/>
       <w:br/>
     </w:r>

--- a/klagomål/A 54477-2025 FSC-klagomål.docx
+++ b/klagomål/A 54477-2025 FSC-klagomål.docx
@@ -1294,7 +1294,7 @@
     <w:r>
       <w:tab/>
       <w:tab/>
-      <w:t>2026-06-15</w:t>
+      <w:t>2026-06-16</w:t>
       <w:br/>
       <w:br/>
     </w:r>

--- a/klagomål/A 54477-2025 FSC-klagomål.docx
+++ b/klagomål/A 54477-2025 FSC-klagomål.docx
@@ -1294,7 +1294,7 @@
     <w:r>
       <w:tab/>
       <w:tab/>
-      <w:t>2026-06-16</w:t>
+      <w:t>2026-06-17</w:t>
       <w:br/>
       <w:br/>
     </w:r>

--- a/klagomål/A 54477-2025 FSC-klagomål.docx
+++ b/klagomål/A 54477-2025 FSC-klagomål.docx
@@ -1,6 +1,6 @@
 
 <file path=word/document.xml><?xml version="1.0" encoding="utf-8"?>
-<w:document xmlns:wpc="http://schemas.microsoft.com/office/word/2010/wordprocessingCanvas" xmlns:cx="http://schemas.microsoft.com/office/drawing/2014/chartex" xmlns:cx1="http://schemas.microsoft.com/office/drawing/2015/9/8/chartex" xmlns:cx2="http://schemas.microsoft.com/office/drawing/2015/10/21/chartex" xmlns:cx3="http://schemas.microsoft.com/office/drawing/2016/5/9/chartex" xmlns:cx4="http://schemas.microsoft.com/office/drawing/2016/5/10/chartex" xmlns:cx5="http://schemas.microsoft.com/office/drawing/2016/5/11/chartex" xmlns:cx6="http://schemas.microsoft.com/office/drawing/2016/5/12/chartex" xmlns:cx7="http://schemas.microsoft.com/office/drawing/2016/5/13/chartex" xmlns:cx8="http://schemas.microsoft.com/office/drawing/2016/5/14/chartex" xmlns:mc="http://schemas.openxmlformats.org/markup-compatibility/2006" xmlns:aink="http://schemas.microsoft.com/office/drawing/2016/ink" xmlns:am3d="http://schemas.microsoft.com/office/drawing/2017/model3d" xmlns:o="urn:schemas-microsoft-com:office:office" xmlns:oel="http://schemas.microsoft.com/office/2019/extlst" xmlns:r="http://schemas.openxmlformats.org/officeDocument/2006/relationships" xmlns:m="http://schemas.openxmlformats.org/officeDocument/2006/math" xmlns:v="urn:schemas-microsoft-com:vml" xmlns:wp14="http://schemas.microsoft.com/office/word/2010/wordprocessingDrawing" xmlns:wp="http://schemas.openxmlformats.org/drawingml/2006/wordprocessingDrawing" xmlns:w10="urn:schemas-microsoft-com:office:word" xmlns:w="http://schemas.openxmlformats.org/wordprocessingml/2006/main" xmlns:w14="http://schemas.microsoft.com/office/word/2010/wordml" xmlns:w15="http://schemas.microsoft.com/office/word/2012/wordml" xmlns:w16cex="http://schemas.microsoft.com/office/word/2018/wordml/cex" xmlns:w16cid="http://schemas.microsoft.com/office/word/2016/wordml/cid" xmlns:w16="http://schemas.microsoft.com/office/word/2018/wordml" xmlns:w16sdtdh="http://schemas.microsoft.com/office/word/2020/wordml/sdtdatahash" xmlns:w16se="http://schemas.microsoft.com/office/word/2015/wordml/symex" xmlns:wpg="http://schemas.microsoft.com/office/word/2010/wordprocessingGroup" xmlns:wpi="http://schemas.microsoft.com/office/word/2010/wordprocessingInk" xmlns:wne="http://schemas.microsoft.com/office/word/2006/wordml" xmlns:wps="http://schemas.microsoft.com/office/word/2010/wordprocessingShape" mc:Ignorable="w14 w15 w16se w16cid w16 w16cex w16sdtdh wp14">
+<w:document xmlns:wpc="http://schemas.microsoft.com/office/word/2010/wordprocessingCanvas" xmlns:cx="http://schemas.microsoft.com/office/drawing/2014/chartex" xmlns:cx1="http://schemas.microsoft.com/office/drawing/2015/9/8/chartex" xmlns:cx2="http://schemas.microsoft.com/office/drawing/2015/10/21/chartex" xmlns:cx3="http://schemas.microsoft.com/office/drawing/2016/5/9/chartex" xmlns:cx4="http://schemas.microsoft.com/office/drawing/2016/5/10/chartex" xmlns:cx5="http://schemas.microsoft.com/office/drawing/2016/5/11/chartex" xmlns:cx6="http://schemas.microsoft.com/office/drawing/2016/5/12/chartex" xmlns:cx7="http://schemas.microsoft.com/office/drawing/2016/5/13/chartex" xmlns:cx8="http://schemas.microsoft.com/office/drawing/2016/5/14/chartex" xmlns:mc="http://schemas.openxmlformats.org/markup-compatibility/2006" xmlns:aink="http://schemas.microsoft.com/office/drawing/2016/ink" xmlns:am3d="http://schemas.microsoft.com/office/drawing/2017/model3d" xmlns:o="urn:schemas-microsoft-com:office:office" xmlns:oel="http://schemas.microsoft.com/office/2019/extlst" xmlns:r="http://schemas.openxmlformats.org/officeDocument/2006/relationships" xmlns:m="http://schemas.openxmlformats.org/officeDocument/2006/math" xmlns:v="urn:schemas-microsoft-com:vml" xmlns:wp14="http://schemas.microsoft.com/office/word/2010/wordprocessingDrawing" xmlns:wp="http://schemas.openxmlformats.org/drawingml/2006/wordprocessingDrawing" xmlns:w10="urn:schemas-microsoft-com:office:word" xmlns:w="http://schemas.openxmlformats.org/wordprocessingml/2006/main" xmlns:w14="http://schemas.microsoft.com/office/word/2010/wordml" xmlns:w15="http://schemas.microsoft.com/office/word/2012/wordml" xmlns:w16cex="http://schemas.microsoft.com/office/word/2018/wordml/cex" xmlns:w16cid="http://schemas.microsoft.com/office/word/2016/wordml/cid" xmlns:w16="http://schemas.microsoft.com/office/word/2018/wordml" xmlns:w16du="http://schemas.microsoft.com/office/word/2023/wordml/word16du" xmlns:w16sdtdh="http://schemas.microsoft.com/office/word/2020/wordml/sdtdatahash" xmlns:w16sdtfl="http://schemas.microsoft.com/office/word/2024/wordml/sdtformatlock" xmlns:w16se="http://schemas.microsoft.com/office/word/2015/wordml/symex" xmlns:wpg="http://schemas.microsoft.com/office/word/2010/wordprocessingGroup" xmlns:wpi="http://schemas.microsoft.com/office/word/2010/wordprocessingInk" xmlns:wne="http://schemas.microsoft.com/office/word/2006/wordml" xmlns:wps="http://schemas.microsoft.com/office/word/2010/wordprocessingShape" mc:Ignorable="w14 w15 w16se w16cid w16 w16cex w16sdtdh w16sdtfl w16du wp14">
   <w:body>
     <w:p>
       <w:r>
@@ -168,7 +168,7 @@
     </w:p>
     <w:p>
       <w:r>
-        <w:t>Detta dokument behandlar höga naturvärden i avverkningsanmälan A 54477-2025 i Kinda kommun. Denna avverkningsanmälan inkom 2025-11-04 13:53:50 och omfattar 23,8 ha.</w:t>
+        <w:t>Detta dokument behandlar höga naturvärden i avverkningsanmälan A 54477-2025 i Kinda kommun som inkom 2025-11-04 och omfattar 23,8 ha.</w:t>
       </w:r>
     </w:p>
     <w:p>
@@ -191,12 +191,15 @@
     </w:p>
     <w:p>
       <w:r>
-        <w:t>I avverkningsanmälan har följande 10 naturvårdsarter hittats: dvärgbägarlav (NT), orange taggsvamp (NT), spillkråka (NT, §4), tallticka (NT), vedskivlav (NT), dropptaggsvamp (S), flagellkvastmossa (S), mindre märgborre (S), vedticka (S) och tjäder (§4). Av dessa är 5 rödlistade. För rödlistade arter har rödlistekategorin angivits inom parentes. Arter som är signalarter enligt Skogsstyrelsen har markerats med (S). För fridlysta arter anges även paragrafen i Artskyddsförordningen som arten är fridlyst enligt.</w:t>
+        <w:t>I och inom 7 meter från avverkningsanmälan har följande 10 naturvårdsarter hittats: dropptaggsvamp (NT, T), dvärgbägarlav (NT, T), orange taggsvamp (NT, T), tallticka (NT, T), vedskivlav (NT, T), flagellkvastmossa (S, T), mindre märgborre (S, T), vedticka (S, T), spillkråka (T, §4) och tjäder (T, §4). Av dessa är 5 rödlistade. För rödlistade arter har rödlistekategorin angivits inom parentes. Arter som är signalarter enligt Skogsstyrelsen har markerats med (S). Typiska arter inom Natura 2000 som är kopplade till skogsekosystem har markerats med (T). För fridlysta arter anges även paragrafen i Artskyddsförordningen som arten är fridlyst enligt.</w:t>
       </w:r>
     </w:p>
     <w:p>
       <w:r>
-        <w:t>De påträffade naturvårdsarterna är ett tydligt kvitto på att detta rör sig om en skog med höga naturvärden. I Figur 1 visas en karta över det avverkningsanmälda området, där samtliga fyndplatser för naturvårdsarter som finns registrerade på Artportalen har markerats.</w:t>
+        <w:t>De påträffade naturvårdsarterna är ett tydligt kvitto på att det rör sig om en skog med höga naturvärden.</w:t>
+      </w:r>
+      <w:r>
+        <w:t xml:space="preserve"> I Figur 1 visas fyndplatser för naturvårdsarter i området, som finns registrerade på Artportalen.</w:t>
       </w:r>
     </w:p>
     <w:p>
@@ -206,7 +209,7 @@
       <w:r>
         <w:drawing>
           <wp:inline xmlns:a="http://schemas.openxmlformats.org/drawingml/2006/main" xmlns:pic="http://schemas.openxmlformats.org/drawingml/2006/picture">
-            <wp:extent cx="5486400" cy="3426725"/>
+            <wp:extent cx="5486400" cy="4481503"/>
             <wp:docPr id="1" name="Picture 1"/>
             <wp:cNvGraphicFramePr>
               <a:graphicFrameLocks noChangeAspect="1"/>
@@ -227,7 +230,7 @@
                   <pic:spPr>
                     <a:xfrm>
                       <a:off x="0" y="0"/>
-                      <a:ext cx="5486400" cy="3426725"/>
+                      <a:ext cx="5486400" cy="4481503"/>
                     </a:xfrm>
                     <a:prstGeom prst="rect"/>
                   </pic:spPr>
@@ -241,9 +244,108 @@
     <w:p>
       <w:pPr>
         <w:pStyle w:val="Caption"/>
+        <w:spacing w:after="240"/>
       </w:pPr>
       <w:r>
-        <w:t>Figur 1. Fyndplatser för naturvårdsarter i det avverkningsanmälda området (röd linje). Markörer utan svart kant är placerade på fyndplatsen. Markörer med svart kant är placerade vid sidan av fyndplatsen och har ett svart streck som visar fyndplatsens exakta position. Kartans mittpunktskoordinat är N 6440707, E 556194 i SWEREF 99 TM.</w:t>
+        <w:t>Figur 1. Fyndplatser för naturvårdsarter i och inom 7 meter från avverkningsanmälan (röd linje). Markörer utan svart kant är placerade på fyndplatsen. Markörer med svart kant är placerade vid sidan av fyndplatsen och har ett svart streck som visar fyndplatsens exakta position. Kartans mittpunktskoordinat är N 6440707, E 556194 i SWEREF 99 TM.</w:t>
+      </w:r>
+    </w:p>
+    <w:p>
+      <w:pPr>
+        <w:pStyle w:val="Heading2"/>
+      </w:pPr>
+      <w:r>
+        <w:t>Fridlysta arter</w:t>
+      </w:r>
+    </w:p>
+    <w:p>
+      <w:r>
+        <w:t>Följande fridlysta arter har sina livsmiljöer och växtplatser i den avverkningsanmälda skogen: spillkråka (T, §4) och tjäder (T, §4).</w:t>
+      </w:r>
+    </w:p>
+    <w:p>
+      <w:r>
+        <w:t xml:space="preserve">Observera att medlemsländerna är skyldiga att agera i enlighet med EU:s fågeldirektiv där det uttryckligen står att direktivet gäller för fåglar samt för deras ägg, bon och </w:t>
+      </w:r>
+      <w:r>
+        <w:rPr>
+          <w:b/>
+        </w:rPr>
+        <w:t xml:space="preserve">livsmiljöer </w:t>
+      </w:r>
+      <w:r>
+        <w:t>(artikel 1). Vidare att de åtgärder som vidtas inte får leda till en försämring av den nuvarande situationen beträffande bevarandet av de fågelarter som avses i artikel 1 (artikel 13). Fågeldirektivet är styrande för tillsynsansvariga myndigheters ärendehantering, ställningstaganden och beslutsfattande.</w:t>
+      </w:r>
+    </w:p>
+    <w:p>
+      <w:r>
+        <w:rPr>
+          <w:b/>
+        </w:rPr>
+        <w:t>Spillkråka (§4)</w:t>
+      </w:r>
+      <w:r>
+        <w:t xml:space="preserve"> omfattas av bilaga 1 i EU:s fågeldirektiv och är typisk art för </w:t>
+      </w:r>
+      <w:r>
+        <w:rPr>
+          <w:i/>
+        </w:rPr>
+        <w:t xml:space="preserve">9010 Taiga </w:t>
+      </w:r>
+      <w:r>
+        <w:t>och</w:t>
+      </w:r>
+      <w:r>
+        <w:rPr>
+          <w:i/>
+        </w:rPr>
+        <w:t xml:space="preserve"> 9740 Skogsbevuxen myr</w:t>
+      </w:r>
+      <w:r>
+        <w:t>. Den behöver grova träd, främst tall, asp och bok som boträd. Skogsbruk med korta omloppstider och täta, homogena ungskogar utgör det största hotet. Spillkråka är en nyckelart i skogliga miljöer vars övergivna bohål utnyttjas av flera andra hålhäckande fågelarter och fladdermöss, däribland pärluggla (EN, §4), knipa (§4), salskrake (§4) och skogsduva (§4). Hökuggla (VU, §4) och slaguggla (§4) häckar ofta i högstubbar som brutits av i höjd med ett gammalt spillkråkebo (SLU Artdatabanken, 2026; Skogsstyrelsen, 2016).</w:t>
+      </w:r>
+    </w:p>
+    <w:p>
+      <w:r>
+        <w:rPr>
+          <w:b/>
+        </w:rPr>
+        <w:t>Tjäder (§4)</w:t>
+      </w:r>
+      <w:r>
+        <w:t xml:space="preserve"> omfattas av bilaga 1 och 2 EU:s fågeldirektiv och är typisk art för </w:t>
+      </w:r>
+      <w:r>
+        <w:rPr>
+          <w:i/>
+        </w:rPr>
+        <w:t xml:space="preserve">9010 Taiga </w:t>
+      </w:r>
+      <w:r>
+        <w:t xml:space="preserve">och </w:t>
+      </w:r>
+      <w:r>
+        <w:rPr>
+          <w:i/>
+        </w:rPr>
+        <w:t>9740 Skogsbevuxen myr</w:t>
+      </w:r>
+      <w:r>
+        <w:t>. Tjädern är en utpräglad skogsfågel knuten till större sammanhängande barrskogsområden. Tupparna och hönorna utnyttjar till viss del olika miljöer, och habitatvalet varierar dessutom mellan olika delar av året. För att det ska finnas livskraftiga tjäderbestånd krävs funktionella skogslandskap med en blandning av uppvuxen, gles och luckig skog, täta sumpskogar, myrar och andra små våtmarker. Arten försvinner när skogen fragmenteras och den sammanlagda arealen hyggen och andra öppna områden blir för stor. Ett småskaligt och försiktigt virkesuttag genom hyggesfria metoder kan i vissa fall vara möjligt i området inom 200 m från lekcentrum. Längre ut från lekcentrum, inom 200–500 m bör den avverkade ytan inte överskrida 1 hektar för att undvika alltför stora och snabba förändringar (Skogsstyrelsen, 2019; SLU Artdatabanken, 2024).</w:t>
+      </w:r>
+    </w:p>
+    <w:p>
+      <w:r>
+        <w:t>I BILAGA 1 finns mer detaljerad information om ekologi samt krav på livsmiljö hos fridlysta arter.</w:t>
+      </w:r>
+    </w:p>
+    <w:p>
+      <w:pPr>
+        <w:pStyle w:val="Heading2"/>
+      </w:pPr>
+      <w:r>
+        <w:t>Övriga naturvårdsarter</w:t>
       </w:r>
     </w:p>
     <w:p>
@@ -431,96 +533,6 @@
       </w:r>
       <w:r>
         <w:t>(Nitare &amp; Skogsstyrelsen, 2019; SLU Artdatabanken, 2025).</w:t>
-      </w:r>
-    </w:p>
-    <w:p>
-      <w:pPr>
-        <w:pStyle w:val="Heading1"/>
-      </w:pPr>
-      <w:r>
-        <w:t>Fridlysta arter</w:t>
-      </w:r>
-    </w:p>
-    <w:p>
-      <w:r>
-        <w:t>Följande fridlysta arter har sina livsmiljöer och växtplatser i den avverkningsanmälda skogen: spillkråka (NT, §4) och tjäder (§4).</w:t>
-      </w:r>
-    </w:p>
-    <w:p>
-      <w:r>
-        <w:t xml:space="preserve">Observera att medlemsländerna är skyldiga att agera i enlighet med EU:s fågeldirektiv där det uttryckligen står att direktivet gäller för fåglar samt för deras ägg, bon och </w:t>
-      </w:r>
-      <w:r>
-        <w:rPr>
-          <w:b/>
-        </w:rPr>
-        <w:t xml:space="preserve">livsmiljöer </w:t>
-      </w:r>
-      <w:r>
-        <w:t>(artikel 1). Vidare att de åtgärder som vidtas inte får leda till en försämring av den nuvarande situationen beträffande bevarandet av de fågelarter som avses i artikel 1 (artikel 13). Fågeldirektivet är styrande för tillsynsansvariga myndigheters ärendehantering, ställningstaganden och beslutsfattande.</w:t>
-      </w:r>
-    </w:p>
-    <w:p>
-      <w:r>
-        <w:rPr>
-          <w:b/>
-        </w:rPr>
-        <w:t>Spillkråka (§4)</w:t>
-      </w:r>
-      <w:r>
-        <w:t xml:space="preserve"> omfattas av bilaga 1 i EU:s fågeldirektiv och är typisk art för </w:t>
-      </w:r>
-      <w:r>
-        <w:rPr>
-          <w:i/>
-        </w:rPr>
-        <w:t xml:space="preserve">9010 Taiga </w:t>
-      </w:r>
-      <w:r>
-        <w:t>och</w:t>
-      </w:r>
-      <w:r>
-        <w:rPr>
-          <w:i/>
-        </w:rPr>
-        <w:t xml:space="preserve"> 9740 Skogsbevuxen myr</w:t>
-      </w:r>
-      <w:r>
-        <w:t>. Den behöver grova träd, främst tall, asp och bok som boträd. Skogsbruk med korta omloppstider och täta, homogena ungskogar utgör det största hotet. Spillkråka är en nyckelart i skogliga miljöer vars övergivna bohål utnyttjas av flera andra hålhäckande fågelarter och fladdermöss, däribland pärluggla (EN, §4), knipa (§4), salskrake (§4) och skogsduva (§4). Hökuggla (VU, §4) och slaguggla (§4) häckar ofta i högstubbar som brutits av i höjd med ett gammalt spillkråkebo (SLU Artdatabanken, 2026; Skogsstyrelsen, 2016).</w:t>
-      </w:r>
-    </w:p>
-    <w:p>
-      <w:r>
-        <w:rPr>
-          <w:b/>
-        </w:rPr>
-        <w:t>Tjäder (§4)</w:t>
-      </w:r>
-      <w:r>
-        <w:t xml:space="preserve"> omfattas av bilaga 1 och 2 EU:s fågeldirektiv och är typisk art för </w:t>
-      </w:r>
-      <w:r>
-        <w:rPr>
-          <w:i/>
-        </w:rPr>
-        <w:t xml:space="preserve">9010 Taiga </w:t>
-      </w:r>
-      <w:r>
-        <w:t xml:space="preserve">och </w:t>
-      </w:r>
-      <w:r>
-        <w:rPr>
-          <w:i/>
-        </w:rPr>
-        <w:t>9740 Skogsbevuxen myr</w:t>
-      </w:r>
-      <w:r>
-        <w:t>. Tjädern är en utpräglad skogsfågel knuten till större sammanhängande barrskogsområden. Tupparna och hönorna utnyttjar till viss del olika miljöer, och habitatvalet varierar dessutom mellan olika delar av året. För att det ska finnas livskraftiga tjäderbestånd krävs funktionella skogslandskap med en blandning av uppvuxen, gles och luckig skog, täta sumpskogar, myrar och andra små våtmarker. Arten försvinner när skogen fragmenteras och den sammanlagda arealen hyggen och andra öppna områden blir för stor. Ett småskaligt och försiktigt virkesuttag genom hyggesfria metoder kan i vissa fall vara möjligt i området inom 200 m från lekcentrum. Längre ut från lekcentrum, inom 200–500 m bör den avverkade ytan inte överskrida 1 hektar för att undvika alltför stora och snabba förändringar (Skogsstyrelsen, 2019; SLU Artdatabanken, 2024).</w:t>
-      </w:r>
-    </w:p>
-    <w:p>
-      <w:r>
-        <w:t>I BILAGA 1 finns mer detaljerad information om ekologi samt krav på livsmiljö hos fridlysta arter.</w:t>
       </w:r>
     </w:p>
     <w:p>
@@ -1184,7 +1196,7 @@
 </file>
 
 <file path=word/endnotes.xml><?xml version="1.0" encoding="utf-8"?>
-<w:endnotes xmlns:wpc="http://schemas.microsoft.com/office/word/2010/wordprocessingCanvas" xmlns:cx="http://schemas.microsoft.com/office/drawing/2014/chartex" xmlns:cx1="http://schemas.microsoft.com/office/drawing/2015/9/8/chartex" xmlns:cx2="http://schemas.microsoft.com/office/drawing/2015/10/21/chartex" xmlns:cx3="http://schemas.microsoft.com/office/drawing/2016/5/9/chartex" xmlns:cx4="http://schemas.microsoft.com/office/drawing/2016/5/10/chartex" xmlns:cx5="http://schemas.microsoft.com/office/drawing/2016/5/11/chartex" xmlns:cx6="http://schemas.microsoft.com/office/drawing/2016/5/12/chartex" xmlns:cx7="http://schemas.microsoft.com/office/drawing/2016/5/13/chartex" xmlns:cx8="http://schemas.microsoft.com/office/drawing/2016/5/14/chartex" xmlns:mc="http://schemas.openxmlformats.org/markup-compatibility/2006" xmlns:aink="http://schemas.microsoft.com/office/drawing/2016/ink" xmlns:am3d="http://schemas.microsoft.com/office/drawing/2017/model3d" xmlns:o="urn:schemas-microsoft-com:office:office" xmlns:oel="http://schemas.microsoft.com/office/2019/extlst" xmlns:r="http://schemas.openxmlformats.org/officeDocument/2006/relationships" xmlns:m="http://schemas.openxmlformats.org/officeDocument/2006/math" xmlns:v="urn:schemas-microsoft-com:vml" xmlns:wp14="http://schemas.microsoft.com/office/word/2010/wordprocessingDrawing" xmlns:wp="http://schemas.openxmlformats.org/drawingml/2006/wordprocessingDrawing" xmlns:w10="urn:schemas-microsoft-com:office:word" xmlns:w="http://schemas.openxmlformats.org/wordprocessingml/2006/main" xmlns:w14="http://schemas.microsoft.com/office/word/2010/wordml" xmlns:w15="http://schemas.microsoft.com/office/word/2012/wordml" xmlns:w16cex="http://schemas.microsoft.com/office/word/2018/wordml/cex" xmlns:w16cid="http://schemas.microsoft.com/office/word/2016/wordml/cid" xmlns:w16="http://schemas.microsoft.com/office/word/2018/wordml" xmlns:w16sdtdh="http://schemas.microsoft.com/office/word/2020/wordml/sdtdatahash" xmlns:w16se="http://schemas.microsoft.com/office/word/2015/wordml/symex" xmlns:wpg="http://schemas.microsoft.com/office/word/2010/wordprocessingGroup" xmlns:wpi="http://schemas.microsoft.com/office/word/2010/wordprocessingInk" xmlns:wne="http://schemas.microsoft.com/office/word/2006/wordml" xmlns:wps="http://schemas.microsoft.com/office/word/2010/wordprocessingShape" mc:Ignorable="w14 w15 w16se w16cid w16 w16cex w16sdtdh wp14">
+<w:endnotes xmlns:wpc="http://schemas.microsoft.com/office/word/2010/wordprocessingCanvas" xmlns:cx="http://schemas.microsoft.com/office/drawing/2014/chartex" xmlns:cx1="http://schemas.microsoft.com/office/drawing/2015/9/8/chartex" xmlns:cx2="http://schemas.microsoft.com/office/drawing/2015/10/21/chartex" xmlns:cx3="http://schemas.microsoft.com/office/drawing/2016/5/9/chartex" xmlns:cx4="http://schemas.microsoft.com/office/drawing/2016/5/10/chartex" xmlns:cx5="http://schemas.microsoft.com/office/drawing/2016/5/11/chartex" xmlns:cx6="http://schemas.microsoft.com/office/drawing/2016/5/12/chartex" xmlns:cx7="http://schemas.microsoft.com/office/drawing/2016/5/13/chartex" xmlns:cx8="http://schemas.microsoft.com/office/drawing/2016/5/14/chartex" xmlns:mc="http://schemas.openxmlformats.org/markup-compatibility/2006" xmlns:aink="http://schemas.microsoft.com/office/drawing/2016/ink" xmlns:am3d="http://schemas.microsoft.com/office/drawing/2017/model3d" xmlns:o="urn:schemas-microsoft-com:office:office" xmlns:oel="http://schemas.microsoft.com/office/2019/extlst" xmlns:r="http://schemas.openxmlformats.org/officeDocument/2006/relationships" xmlns:m="http://schemas.openxmlformats.org/officeDocument/2006/math" xmlns:v="urn:schemas-microsoft-com:vml" xmlns:wp14="http://schemas.microsoft.com/office/word/2010/wordprocessingDrawing" xmlns:wp="http://schemas.openxmlformats.org/drawingml/2006/wordprocessingDrawing" xmlns:w10="urn:schemas-microsoft-com:office:word" xmlns:w="http://schemas.openxmlformats.org/wordprocessingml/2006/main" xmlns:w14="http://schemas.microsoft.com/office/word/2010/wordml" xmlns:w15="http://schemas.microsoft.com/office/word/2012/wordml" xmlns:w16cex="http://schemas.microsoft.com/office/word/2018/wordml/cex" xmlns:w16cid="http://schemas.microsoft.com/office/word/2016/wordml/cid" xmlns:w16="http://schemas.microsoft.com/office/word/2018/wordml" xmlns:w16du="http://schemas.microsoft.com/office/word/2023/wordml/word16du" xmlns:w16sdtdh="http://schemas.microsoft.com/office/word/2020/wordml/sdtdatahash" xmlns:w16sdtfl="http://schemas.microsoft.com/office/word/2024/wordml/sdtformatlock" xmlns:w16se="http://schemas.microsoft.com/office/word/2015/wordml/symex" xmlns:wpg="http://schemas.microsoft.com/office/word/2010/wordprocessingGroup" xmlns:wpi="http://schemas.microsoft.com/office/word/2010/wordprocessingInk" xmlns:wne="http://schemas.microsoft.com/office/word/2006/wordml" xmlns:wps="http://schemas.microsoft.com/office/word/2010/wordprocessingShape" mc:Ignorable="w14 w15 w16se w16cid w16 w16cex w16sdtdh w16sdtfl w16du wp14">
   <w:endnote w:type="separator" w:id="-1">
     <w:p>
       <w:pPr>
@@ -1209,7 +1221,7 @@
 </file>
 
 <file path=word/footer1.xml><?xml version="1.0" encoding="utf-8"?>
-<w:ftr xmlns:wpc="http://schemas.microsoft.com/office/word/2010/wordprocessingCanvas" xmlns:cx="http://schemas.microsoft.com/office/drawing/2014/chartex" xmlns:cx1="http://schemas.microsoft.com/office/drawing/2015/9/8/chartex" xmlns:cx2="http://schemas.microsoft.com/office/drawing/2015/10/21/chartex" xmlns:cx3="http://schemas.microsoft.com/office/drawing/2016/5/9/chartex" xmlns:cx4="http://schemas.microsoft.com/office/drawing/2016/5/10/chartex" xmlns:cx5="http://schemas.microsoft.com/office/drawing/2016/5/11/chartex" xmlns:cx6="http://schemas.microsoft.com/office/drawing/2016/5/12/chartex" xmlns:cx7="http://schemas.microsoft.com/office/drawing/2016/5/13/chartex" xmlns:cx8="http://schemas.microsoft.com/office/drawing/2016/5/14/chartex" xmlns:mc="http://schemas.openxmlformats.org/markup-compatibility/2006" xmlns:aink="http://schemas.microsoft.com/office/drawing/2016/ink" xmlns:am3d="http://schemas.microsoft.com/office/drawing/2017/model3d" xmlns:o="urn:schemas-microsoft-com:office:office" xmlns:oel="http://schemas.microsoft.com/office/2019/extlst" xmlns:r="http://schemas.openxmlformats.org/officeDocument/2006/relationships" xmlns:m="http://schemas.openxmlformats.org/officeDocument/2006/math" xmlns:v="urn:schemas-microsoft-com:vml" xmlns:wp14="http://schemas.microsoft.com/office/word/2010/wordprocessingDrawing" xmlns:wp="http://schemas.openxmlformats.org/drawingml/2006/wordprocessingDrawing" xmlns:w10="urn:schemas-microsoft-com:office:word" xmlns:w="http://schemas.openxmlformats.org/wordprocessingml/2006/main" xmlns:w14="http://schemas.microsoft.com/office/word/2010/wordml" xmlns:w15="http://schemas.microsoft.com/office/word/2012/wordml" xmlns:w16cex="http://schemas.microsoft.com/office/word/2018/wordml/cex" xmlns:w16cid="http://schemas.microsoft.com/office/word/2016/wordml/cid" xmlns:w16="http://schemas.microsoft.com/office/word/2018/wordml" xmlns:w16sdtdh="http://schemas.microsoft.com/office/word/2020/wordml/sdtdatahash" xmlns:w16se="http://schemas.microsoft.com/office/word/2015/wordml/symex" xmlns:wpg="http://schemas.microsoft.com/office/word/2010/wordprocessingGroup" xmlns:wpi="http://schemas.microsoft.com/office/word/2010/wordprocessingInk" xmlns:wne="http://schemas.microsoft.com/office/word/2006/wordml" xmlns:wps="http://schemas.microsoft.com/office/word/2010/wordprocessingShape" mc:Ignorable="w14 w15 w16se w16cid w16 w16cex w16sdtdh wp14">
+<w:ftr xmlns:wpc="http://schemas.microsoft.com/office/word/2010/wordprocessingCanvas" xmlns:cx="http://schemas.microsoft.com/office/drawing/2014/chartex" xmlns:cx1="http://schemas.microsoft.com/office/drawing/2015/9/8/chartex" xmlns:cx2="http://schemas.microsoft.com/office/drawing/2015/10/21/chartex" xmlns:cx3="http://schemas.microsoft.com/office/drawing/2016/5/9/chartex" xmlns:cx4="http://schemas.microsoft.com/office/drawing/2016/5/10/chartex" xmlns:cx5="http://schemas.microsoft.com/office/drawing/2016/5/11/chartex" xmlns:cx6="http://schemas.microsoft.com/office/drawing/2016/5/12/chartex" xmlns:cx7="http://schemas.microsoft.com/office/drawing/2016/5/13/chartex" xmlns:cx8="http://schemas.microsoft.com/office/drawing/2016/5/14/chartex" xmlns:mc="http://schemas.openxmlformats.org/markup-compatibility/2006" xmlns:aink="http://schemas.microsoft.com/office/drawing/2016/ink" xmlns:am3d="http://schemas.microsoft.com/office/drawing/2017/model3d" xmlns:o="urn:schemas-microsoft-com:office:office" xmlns:oel="http://schemas.microsoft.com/office/2019/extlst" xmlns:r="http://schemas.openxmlformats.org/officeDocument/2006/relationships" xmlns:m="http://schemas.openxmlformats.org/officeDocument/2006/math" xmlns:v="urn:schemas-microsoft-com:vml" xmlns:wp14="http://schemas.microsoft.com/office/word/2010/wordprocessingDrawing" xmlns:wp="http://schemas.openxmlformats.org/drawingml/2006/wordprocessingDrawing" xmlns:w10="urn:schemas-microsoft-com:office:word" xmlns:w="http://schemas.openxmlformats.org/wordprocessingml/2006/main" xmlns:w14="http://schemas.microsoft.com/office/word/2010/wordml" xmlns:w15="http://schemas.microsoft.com/office/word/2012/wordml" xmlns:w16cex="http://schemas.microsoft.com/office/word/2018/wordml/cex" xmlns:w16cid="http://schemas.microsoft.com/office/word/2016/wordml/cid" xmlns:w16="http://schemas.microsoft.com/office/word/2018/wordml" xmlns:w16du="http://schemas.microsoft.com/office/word/2023/wordml/word16du" xmlns:w16sdtdh="http://schemas.microsoft.com/office/word/2020/wordml/sdtdatahash" xmlns:w16sdtfl="http://schemas.microsoft.com/office/word/2024/wordml/sdtformatlock" xmlns:w16se="http://schemas.microsoft.com/office/word/2015/wordml/symex" xmlns:wpg="http://schemas.microsoft.com/office/word/2010/wordprocessingGroup" xmlns:wpi="http://schemas.microsoft.com/office/word/2010/wordprocessingInk" xmlns:wne="http://schemas.microsoft.com/office/word/2006/wordml" xmlns:wps="http://schemas.microsoft.com/office/word/2010/wordprocessingShape" mc:Ignorable="w14 w15 w16se w16cid w16 w16cex w16sdtdh w16sdtfl w16du wp14">
   <w:p>
     <w:pPr>
       <w:pStyle w:val="Footer"/>
@@ -1219,7 +1231,7 @@
 </file>
 
 <file path=word/footer2.xml><?xml version="1.0" encoding="utf-8"?>
-<w:ftr xmlns:wpc="http://schemas.microsoft.com/office/word/2010/wordprocessingCanvas" xmlns:cx="http://schemas.microsoft.com/office/drawing/2014/chartex" xmlns:cx1="http://schemas.microsoft.com/office/drawing/2015/9/8/chartex" xmlns:cx2="http://schemas.microsoft.com/office/drawing/2015/10/21/chartex" xmlns:cx3="http://schemas.microsoft.com/office/drawing/2016/5/9/chartex" xmlns:cx4="http://schemas.microsoft.com/office/drawing/2016/5/10/chartex" xmlns:cx5="http://schemas.microsoft.com/office/drawing/2016/5/11/chartex" xmlns:cx6="http://schemas.microsoft.com/office/drawing/2016/5/12/chartex" xmlns:cx7="http://schemas.microsoft.com/office/drawing/2016/5/13/chartex" xmlns:cx8="http://schemas.microsoft.com/office/drawing/2016/5/14/chartex" xmlns:mc="http://schemas.openxmlformats.org/markup-compatibility/2006" xmlns:aink="http://schemas.microsoft.com/office/drawing/2016/ink" xmlns:am3d="http://schemas.microsoft.com/office/drawing/2017/model3d" xmlns:o="urn:schemas-microsoft-com:office:office" xmlns:oel="http://schemas.microsoft.com/office/2019/extlst" xmlns:r="http://schemas.openxmlformats.org/officeDocument/2006/relationships" xmlns:m="http://schemas.openxmlformats.org/officeDocument/2006/math" xmlns:v="urn:schemas-microsoft-com:vml" xmlns:wp14="http://schemas.microsoft.com/office/word/2010/wordprocessingDrawing" xmlns:wp="http://schemas.openxmlformats.org/drawingml/2006/wordprocessingDrawing" xmlns:w10="urn:schemas-microsoft-com:office:word" xmlns:w="http://schemas.openxmlformats.org/wordprocessingml/2006/main" xmlns:w14="http://schemas.microsoft.com/office/word/2010/wordml" xmlns:w15="http://schemas.microsoft.com/office/word/2012/wordml" xmlns:w16cex="http://schemas.microsoft.com/office/word/2018/wordml/cex" xmlns:w16cid="http://schemas.microsoft.com/office/word/2016/wordml/cid" xmlns:w16="http://schemas.microsoft.com/office/word/2018/wordml" xmlns:w16sdtdh="http://schemas.microsoft.com/office/word/2020/wordml/sdtdatahash" xmlns:w16se="http://schemas.microsoft.com/office/word/2015/wordml/symex" xmlns:wpg="http://schemas.microsoft.com/office/word/2010/wordprocessingGroup" xmlns:wpi="http://schemas.microsoft.com/office/word/2010/wordprocessingInk" xmlns:wne="http://schemas.microsoft.com/office/word/2006/wordml" xmlns:wps="http://schemas.microsoft.com/office/word/2010/wordprocessingShape" mc:Ignorable="w14 w15 w16se w16cid w16 w16cex w16sdtdh wp14">
+<w:ftr xmlns:wpc="http://schemas.microsoft.com/office/word/2010/wordprocessingCanvas" xmlns:cx="http://schemas.microsoft.com/office/drawing/2014/chartex" xmlns:cx1="http://schemas.microsoft.com/office/drawing/2015/9/8/chartex" xmlns:cx2="http://schemas.microsoft.com/office/drawing/2015/10/21/chartex" xmlns:cx3="http://schemas.microsoft.com/office/drawing/2016/5/9/chartex" xmlns:cx4="http://schemas.microsoft.com/office/drawing/2016/5/10/chartex" xmlns:cx5="http://schemas.microsoft.com/office/drawing/2016/5/11/chartex" xmlns:cx6="http://schemas.microsoft.com/office/drawing/2016/5/12/chartex" xmlns:cx7="http://schemas.microsoft.com/office/drawing/2016/5/13/chartex" xmlns:cx8="http://schemas.microsoft.com/office/drawing/2016/5/14/chartex" xmlns:mc="http://schemas.openxmlformats.org/markup-compatibility/2006" xmlns:aink="http://schemas.microsoft.com/office/drawing/2016/ink" xmlns:am3d="http://schemas.microsoft.com/office/drawing/2017/model3d" xmlns:o="urn:schemas-microsoft-com:office:office" xmlns:oel="http://schemas.microsoft.com/office/2019/extlst" xmlns:r="http://schemas.openxmlformats.org/officeDocument/2006/relationships" xmlns:m="http://schemas.openxmlformats.org/officeDocument/2006/math" xmlns:v="urn:schemas-microsoft-com:vml" xmlns:wp14="http://schemas.microsoft.com/office/word/2010/wordprocessingDrawing" xmlns:wp="http://schemas.openxmlformats.org/drawingml/2006/wordprocessingDrawing" xmlns:w10="urn:schemas-microsoft-com:office:word" xmlns:w="http://schemas.openxmlformats.org/wordprocessingml/2006/main" xmlns:w14="http://schemas.microsoft.com/office/word/2010/wordml" xmlns:w15="http://schemas.microsoft.com/office/word/2012/wordml" xmlns:w16cex="http://schemas.microsoft.com/office/word/2018/wordml/cex" xmlns:w16cid="http://schemas.microsoft.com/office/word/2016/wordml/cid" xmlns:w16="http://schemas.microsoft.com/office/word/2018/wordml" xmlns:w16du="http://schemas.microsoft.com/office/word/2023/wordml/word16du" xmlns:w16sdtdh="http://schemas.microsoft.com/office/word/2020/wordml/sdtdatahash" xmlns:w16sdtfl="http://schemas.microsoft.com/office/word/2024/wordml/sdtformatlock" xmlns:w16se="http://schemas.microsoft.com/office/word/2015/wordml/symex" xmlns:wpg="http://schemas.microsoft.com/office/word/2010/wordprocessingGroup" xmlns:wpi="http://schemas.microsoft.com/office/word/2010/wordprocessingInk" xmlns:wne="http://schemas.microsoft.com/office/word/2006/wordml" xmlns:wps="http://schemas.microsoft.com/office/word/2010/wordprocessingShape" mc:Ignorable="w14 w15 w16se w16cid w16 w16cex w16sdtdh w16sdtfl w16du wp14">
   <w:p>
     <w:pPr>
       <w:pStyle w:val="Footer"/>
@@ -1229,7 +1241,7 @@
 </file>
 
 <file path=word/footer3.xml><?xml version="1.0" encoding="utf-8"?>
-<w:ftr xmlns:wpc="http://schemas.microsoft.com/office/word/2010/wordprocessingCanvas" xmlns:cx="http://schemas.microsoft.com/office/drawing/2014/chartex" xmlns:cx1="http://schemas.microsoft.com/office/drawing/2015/9/8/chartex" xmlns:cx2="http://schemas.microsoft.com/office/drawing/2015/10/21/chartex" xmlns:cx3="http://schemas.microsoft.com/office/drawing/2016/5/9/chartex" xmlns:cx4="http://schemas.microsoft.com/office/drawing/2016/5/10/chartex" xmlns:cx5="http://schemas.microsoft.com/office/drawing/2016/5/11/chartex" xmlns:cx6="http://schemas.microsoft.com/office/drawing/2016/5/12/chartex" xmlns:cx7="http://schemas.microsoft.com/office/drawing/2016/5/13/chartex" xmlns:cx8="http://schemas.microsoft.com/office/drawing/2016/5/14/chartex" xmlns:mc="http://schemas.openxmlformats.org/markup-compatibility/2006" xmlns:aink="http://schemas.microsoft.com/office/drawing/2016/ink" xmlns:am3d="http://schemas.microsoft.com/office/drawing/2017/model3d" xmlns:o="urn:schemas-microsoft-com:office:office" xmlns:oel="http://schemas.microsoft.com/office/2019/extlst" xmlns:r="http://schemas.openxmlformats.org/officeDocument/2006/relationships" xmlns:m="http://schemas.openxmlformats.org/officeDocument/2006/math" xmlns:v="urn:schemas-microsoft-com:vml" xmlns:wp14="http://schemas.microsoft.com/office/word/2010/wordprocessingDrawing" xmlns:wp="http://schemas.openxmlformats.org/drawingml/2006/wordprocessingDrawing" xmlns:w10="urn:schemas-microsoft-com:office:word" xmlns:w="http://schemas.openxmlformats.org/wordprocessingml/2006/main" xmlns:w14="http://schemas.microsoft.com/office/word/2010/wordml" xmlns:w15="http://schemas.microsoft.com/office/word/2012/wordml" xmlns:w16cex="http://schemas.microsoft.com/office/word/2018/wordml/cex" xmlns:w16cid="http://schemas.microsoft.com/office/word/2016/wordml/cid" xmlns:w16="http://schemas.microsoft.com/office/word/2018/wordml" xmlns:w16sdtdh="http://schemas.microsoft.com/office/word/2020/wordml/sdtdatahash" xmlns:w16se="http://schemas.microsoft.com/office/word/2015/wordml/symex" xmlns:wpg="http://schemas.microsoft.com/office/word/2010/wordprocessingGroup" xmlns:wpi="http://schemas.microsoft.com/office/word/2010/wordprocessingInk" xmlns:wne="http://schemas.microsoft.com/office/word/2006/wordml" xmlns:wps="http://schemas.microsoft.com/office/word/2010/wordprocessingShape" mc:Ignorable="w14 w15 w16se w16cid w16 w16cex w16sdtdh wp14">
+<w:ftr xmlns:wpc="http://schemas.microsoft.com/office/word/2010/wordprocessingCanvas" xmlns:cx="http://schemas.microsoft.com/office/drawing/2014/chartex" xmlns:cx1="http://schemas.microsoft.com/office/drawing/2015/9/8/chartex" xmlns:cx2="http://schemas.microsoft.com/office/drawing/2015/10/21/chartex" xmlns:cx3="http://schemas.microsoft.com/office/drawing/2016/5/9/chartex" xmlns:cx4="http://schemas.microsoft.com/office/drawing/2016/5/10/chartex" xmlns:cx5="http://schemas.microsoft.com/office/drawing/2016/5/11/chartex" xmlns:cx6="http://schemas.microsoft.com/office/drawing/2016/5/12/chartex" xmlns:cx7="http://schemas.microsoft.com/office/drawing/2016/5/13/chartex" xmlns:cx8="http://schemas.microsoft.com/office/drawing/2016/5/14/chartex" xmlns:mc="http://schemas.openxmlformats.org/markup-compatibility/2006" xmlns:aink="http://schemas.microsoft.com/office/drawing/2016/ink" xmlns:am3d="http://schemas.microsoft.com/office/drawing/2017/model3d" xmlns:o="urn:schemas-microsoft-com:office:office" xmlns:oel="http://schemas.microsoft.com/office/2019/extlst" xmlns:r="http://schemas.openxmlformats.org/officeDocument/2006/relationships" xmlns:m="http://schemas.openxmlformats.org/officeDocument/2006/math" xmlns:v="urn:schemas-microsoft-com:vml" xmlns:wp14="http://schemas.microsoft.com/office/word/2010/wordprocessingDrawing" xmlns:wp="http://schemas.openxmlformats.org/drawingml/2006/wordprocessingDrawing" xmlns:w10="urn:schemas-microsoft-com:office:word" xmlns:w="http://schemas.openxmlformats.org/wordprocessingml/2006/main" xmlns:w14="http://schemas.microsoft.com/office/word/2010/wordml" xmlns:w15="http://schemas.microsoft.com/office/word/2012/wordml" xmlns:w16cex="http://schemas.microsoft.com/office/word/2018/wordml/cex" xmlns:w16cid="http://schemas.microsoft.com/office/word/2016/wordml/cid" xmlns:w16="http://schemas.microsoft.com/office/word/2018/wordml" xmlns:w16du="http://schemas.microsoft.com/office/word/2023/wordml/word16du" xmlns:w16sdtdh="http://schemas.microsoft.com/office/word/2020/wordml/sdtdatahash" xmlns:w16sdtfl="http://schemas.microsoft.com/office/word/2024/wordml/sdtformatlock" xmlns:w16se="http://schemas.microsoft.com/office/word/2015/wordml/symex" xmlns:wpg="http://schemas.microsoft.com/office/word/2010/wordprocessingGroup" xmlns:wpi="http://schemas.microsoft.com/office/word/2010/wordprocessingInk" xmlns:wne="http://schemas.microsoft.com/office/word/2006/wordml" xmlns:wps="http://schemas.microsoft.com/office/word/2010/wordprocessingShape" mc:Ignorable="w14 w15 w16se w16cid w16 w16cex w16sdtdh w16sdtfl w16du wp14">
   <w:p>
     <w:pPr>
       <w:pStyle w:val="Footer"/>
@@ -1239,7 +1251,7 @@
 </file>
 
 <file path=word/footnotes.xml><?xml version="1.0" encoding="utf-8"?>
-<w:footnotes xmlns:wpc="http://schemas.microsoft.com/office/word/2010/wordprocessingCanvas" xmlns:cx="http://schemas.microsoft.com/office/drawing/2014/chartex" xmlns:cx1="http://schemas.microsoft.com/office/drawing/2015/9/8/chartex" xmlns:cx2="http://schemas.microsoft.com/office/drawing/2015/10/21/chartex" xmlns:cx3="http://schemas.microsoft.com/office/drawing/2016/5/9/chartex" xmlns:cx4="http://schemas.microsoft.com/office/drawing/2016/5/10/chartex" xmlns:cx5="http://schemas.microsoft.com/office/drawing/2016/5/11/chartex" xmlns:cx6="http://schemas.microsoft.com/office/drawing/2016/5/12/chartex" xmlns:cx7="http://schemas.microsoft.com/office/drawing/2016/5/13/chartex" xmlns:cx8="http://schemas.microsoft.com/office/drawing/2016/5/14/chartex" xmlns:mc="http://schemas.openxmlformats.org/markup-compatibility/2006" xmlns:aink="http://schemas.microsoft.com/office/drawing/2016/ink" xmlns:am3d="http://schemas.microsoft.com/office/drawing/2017/model3d" xmlns:o="urn:schemas-microsoft-com:office:office" xmlns:oel="http://schemas.microsoft.com/office/2019/extlst" xmlns:r="http://schemas.openxmlformats.org/officeDocument/2006/relationships" xmlns:m="http://schemas.openxmlformats.org/officeDocument/2006/math" xmlns:v="urn:schemas-microsoft-com:vml" xmlns:wp14="http://schemas.microsoft.com/office/word/2010/wordprocessingDrawing" xmlns:wp="http://schemas.openxmlformats.org/drawingml/2006/wordprocessingDrawing" xmlns:w10="urn:schemas-microsoft-com:office:word" xmlns:w="http://schemas.openxmlformats.org/wordprocessingml/2006/main" xmlns:w14="http://schemas.microsoft.com/office/word/2010/wordml" xmlns:w15="http://schemas.microsoft.com/office/word/2012/wordml" xmlns:w16cex="http://schemas.microsoft.com/office/word/2018/wordml/cex" xmlns:w16cid="http://schemas.microsoft.com/office/word/2016/wordml/cid" xmlns:w16="http://schemas.microsoft.com/office/word/2018/wordml" xmlns:w16sdtdh="http://schemas.microsoft.com/office/word/2020/wordml/sdtdatahash" xmlns:w16se="http://schemas.microsoft.com/office/word/2015/wordml/symex" xmlns:wpg="http://schemas.microsoft.com/office/word/2010/wordprocessingGroup" xmlns:wpi="http://schemas.microsoft.com/office/word/2010/wordprocessingInk" xmlns:wne="http://schemas.microsoft.com/office/word/2006/wordml" xmlns:wps="http://schemas.microsoft.com/office/word/2010/wordprocessingShape" mc:Ignorable="w14 w15 w16se w16cid w16 w16cex w16sdtdh wp14">
+<w:footnotes xmlns:wpc="http://schemas.microsoft.com/office/word/2010/wordprocessingCanvas" xmlns:cx="http://schemas.microsoft.com/office/drawing/2014/chartex" xmlns:cx1="http://schemas.microsoft.com/office/drawing/2015/9/8/chartex" xmlns:cx2="http://schemas.microsoft.com/office/drawing/2015/10/21/chartex" xmlns:cx3="http://schemas.microsoft.com/office/drawing/2016/5/9/chartex" xmlns:cx4="http://schemas.microsoft.com/office/drawing/2016/5/10/chartex" xmlns:cx5="http://schemas.microsoft.com/office/drawing/2016/5/11/chartex" xmlns:cx6="http://schemas.microsoft.com/office/drawing/2016/5/12/chartex" xmlns:cx7="http://schemas.microsoft.com/office/drawing/2016/5/13/chartex" xmlns:cx8="http://schemas.microsoft.com/office/drawing/2016/5/14/chartex" xmlns:mc="http://schemas.openxmlformats.org/markup-compatibility/2006" xmlns:aink="http://schemas.microsoft.com/office/drawing/2016/ink" xmlns:am3d="http://schemas.microsoft.com/office/drawing/2017/model3d" xmlns:o="urn:schemas-microsoft-com:office:office" xmlns:oel="http://schemas.microsoft.com/office/2019/extlst" xmlns:r="http://schemas.openxmlformats.org/officeDocument/2006/relationships" xmlns:m="http://schemas.openxmlformats.org/officeDocument/2006/math" xmlns:v="urn:schemas-microsoft-com:vml" xmlns:wp14="http://schemas.microsoft.com/office/word/2010/wordprocessingDrawing" xmlns:wp="http://schemas.openxmlformats.org/drawingml/2006/wordprocessingDrawing" xmlns:w10="urn:schemas-microsoft-com:office:word" xmlns:w="http://schemas.openxmlformats.org/wordprocessingml/2006/main" xmlns:w14="http://schemas.microsoft.com/office/word/2010/wordml" xmlns:w15="http://schemas.microsoft.com/office/word/2012/wordml" xmlns:w16cex="http://schemas.microsoft.com/office/word/2018/wordml/cex" xmlns:w16cid="http://schemas.microsoft.com/office/word/2016/wordml/cid" xmlns:w16="http://schemas.microsoft.com/office/word/2018/wordml" xmlns:w16du="http://schemas.microsoft.com/office/word/2023/wordml/word16du" xmlns:w16sdtdh="http://schemas.microsoft.com/office/word/2020/wordml/sdtdatahash" xmlns:w16sdtfl="http://schemas.microsoft.com/office/word/2024/wordml/sdtformatlock" xmlns:w16se="http://schemas.microsoft.com/office/word/2015/wordml/symex" xmlns:wpg="http://schemas.microsoft.com/office/word/2010/wordprocessingGroup" xmlns:wpi="http://schemas.microsoft.com/office/word/2010/wordprocessingInk" xmlns:wne="http://schemas.microsoft.com/office/word/2006/wordml" xmlns:wps="http://schemas.microsoft.com/office/word/2010/wordprocessingShape" mc:Ignorable="w14 w15 w16se w16cid w16 w16cex w16sdtdh w16sdtfl w16du wp14">
   <w:footnote w:type="separator" w:id="-1">
     <w:p>
       <w:pPr>
@@ -1264,7 +1276,7 @@
 </file>
 
 <file path=word/header1.xml><?xml version="1.0" encoding="utf-8"?>
-<w:hdr xmlns:wpc="http://schemas.microsoft.com/office/word/2010/wordprocessingCanvas" xmlns:cx="http://schemas.microsoft.com/office/drawing/2014/chartex" xmlns:cx1="http://schemas.microsoft.com/office/drawing/2015/9/8/chartex" xmlns:cx2="http://schemas.microsoft.com/office/drawing/2015/10/21/chartex" xmlns:cx3="http://schemas.microsoft.com/office/drawing/2016/5/9/chartex" xmlns:cx4="http://schemas.microsoft.com/office/drawing/2016/5/10/chartex" xmlns:cx5="http://schemas.microsoft.com/office/drawing/2016/5/11/chartex" xmlns:cx6="http://schemas.microsoft.com/office/drawing/2016/5/12/chartex" xmlns:cx7="http://schemas.microsoft.com/office/drawing/2016/5/13/chartex" xmlns:cx8="http://schemas.microsoft.com/office/drawing/2016/5/14/chartex" xmlns:mc="http://schemas.openxmlformats.org/markup-compatibility/2006" xmlns:aink="http://schemas.microsoft.com/office/drawing/2016/ink" xmlns:am3d="http://schemas.microsoft.com/office/drawing/2017/model3d" xmlns:o="urn:schemas-microsoft-com:office:office" xmlns:oel="http://schemas.microsoft.com/office/2019/extlst" xmlns:r="http://schemas.openxmlformats.org/officeDocument/2006/relationships" xmlns:m="http://schemas.openxmlformats.org/officeDocument/2006/math" xmlns:v="urn:schemas-microsoft-com:vml" xmlns:wp14="http://schemas.microsoft.com/office/word/2010/wordprocessingDrawing" xmlns:wp="http://schemas.openxmlformats.org/drawingml/2006/wordprocessingDrawing" xmlns:w10="urn:schemas-microsoft-com:office:word" xmlns:w="http://schemas.openxmlformats.org/wordprocessingml/2006/main" xmlns:w14="http://schemas.microsoft.com/office/word/2010/wordml" xmlns:w15="http://schemas.microsoft.com/office/word/2012/wordml" xmlns:w16cex="http://schemas.microsoft.com/office/word/2018/wordml/cex" xmlns:w16cid="http://schemas.microsoft.com/office/word/2016/wordml/cid" xmlns:w16="http://schemas.microsoft.com/office/word/2018/wordml" xmlns:w16sdtdh="http://schemas.microsoft.com/office/word/2020/wordml/sdtdatahash" xmlns:w16se="http://schemas.microsoft.com/office/word/2015/wordml/symex" xmlns:wpg="http://schemas.microsoft.com/office/word/2010/wordprocessingGroup" xmlns:wpi="http://schemas.microsoft.com/office/word/2010/wordprocessingInk" xmlns:wne="http://schemas.microsoft.com/office/word/2006/wordml" xmlns:wps="http://schemas.microsoft.com/office/word/2010/wordprocessingShape" mc:Ignorable="w14 w15 w16se w16cid w16 w16cex w16sdtdh wp14">
+<w:hdr xmlns:wpc="http://schemas.microsoft.com/office/word/2010/wordprocessingCanvas" xmlns:cx="http://schemas.microsoft.com/office/drawing/2014/chartex" xmlns:cx1="http://schemas.microsoft.com/office/drawing/2015/9/8/chartex" xmlns:cx2="http://schemas.microsoft.com/office/drawing/2015/10/21/chartex" xmlns:cx3="http://schemas.microsoft.com/office/drawing/2016/5/9/chartex" xmlns:cx4="http://schemas.microsoft.com/office/drawing/2016/5/10/chartex" xmlns:cx5="http://schemas.microsoft.com/office/drawing/2016/5/11/chartex" xmlns:cx6="http://schemas.microsoft.com/office/drawing/2016/5/12/chartex" xmlns:cx7="http://schemas.microsoft.com/office/drawing/2016/5/13/chartex" xmlns:cx8="http://schemas.microsoft.com/office/drawing/2016/5/14/chartex" xmlns:mc="http://schemas.openxmlformats.org/markup-compatibility/2006" xmlns:aink="http://schemas.microsoft.com/office/drawing/2016/ink" xmlns:am3d="http://schemas.microsoft.com/office/drawing/2017/model3d" xmlns:o="urn:schemas-microsoft-com:office:office" xmlns:oel="http://schemas.microsoft.com/office/2019/extlst" xmlns:r="http://schemas.openxmlformats.org/officeDocument/2006/relationships" xmlns:m="http://schemas.openxmlformats.org/officeDocument/2006/math" xmlns:v="urn:schemas-microsoft-com:vml" xmlns:wp14="http://schemas.microsoft.com/office/word/2010/wordprocessingDrawing" xmlns:wp="http://schemas.openxmlformats.org/drawingml/2006/wordprocessingDrawing" xmlns:w10="urn:schemas-microsoft-com:office:word" xmlns:w="http://schemas.openxmlformats.org/wordprocessingml/2006/main" xmlns:w14="http://schemas.microsoft.com/office/word/2010/wordml" xmlns:w15="http://schemas.microsoft.com/office/word/2012/wordml" xmlns:w16cex="http://schemas.microsoft.com/office/word/2018/wordml/cex" xmlns:w16cid="http://schemas.microsoft.com/office/word/2016/wordml/cid" xmlns:w16="http://schemas.microsoft.com/office/word/2018/wordml" xmlns:w16du="http://schemas.microsoft.com/office/word/2023/wordml/word16du" xmlns:w16sdtdh="http://schemas.microsoft.com/office/word/2020/wordml/sdtdatahash" xmlns:w16sdtfl="http://schemas.microsoft.com/office/word/2024/wordml/sdtformatlock" xmlns:w16se="http://schemas.microsoft.com/office/word/2015/wordml/symex" xmlns:wpg="http://schemas.microsoft.com/office/word/2010/wordprocessingGroup" xmlns:wpi="http://schemas.microsoft.com/office/word/2010/wordprocessingInk" xmlns:wne="http://schemas.microsoft.com/office/word/2006/wordml" xmlns:wps="http://schemas.microsoft.com/office/word/2010/wordprocessingShape" mc:Ignorable="w14 w15 w16se w16cid w16 w16cex w16sdtdh w16sdtfl w16du wp14">
   <w:p>
     <w:pPr>
       <w:pStyle w:val="Header"/>
@@ -1274,7 +1286,7 @@
 </file>
 
 <file path=word/header2.xml><?xml version="1.0" encoding="utf-8"?>
-<w:hdr xmlns:wpc="http://schemas.microsoft.com/office/word/2010/wordprocessingCanvas" xmlns:cx="http://schemas.microsoft.com/office/drawing/2014/chartex" xmlns:cx1="http://schemas.microsoft.com/office/drawing/2015/9/8/chartex" xmlns:cx2="http://schemas.microsoft.com/office/drawing/2015/10/21/chartex" xmlns:cx3="http://schemas.microsoft.com/office/drawing/2016/5/9/chartex" xmlns:cx4="http://schemas.microsoft.com/office/drawing/2016/5/10/chartex" xmlns:cx5="http://schemas.microsoft.com/office/drawing/2016/5/11/chartex" xmlns:cx6="http://schemas.microsoft.com/office/drawing/2016/5/12/chartex" xmlns:cx7="http://schemas.microsoft.com/office/drawing/2016/5/13/chartex" xmlns:cx8="http://schemas.microsoft.com/office/drawing/2016/5/14/chartex" xmlns:mc="http://schemas.openxmlformats.org/markup-compatibility/2006" xmlns:aink="http://schemas.microsoft.com/office/drawing/2016/ink" xmlns:am3d="http://schemas.microsoft.com/office/drawing/2017/model3d" xmlns:o="urn:schemas-microsoft-com:office:office" xmlns:oel="http://schemas.microsoft.com/office/2019/extlst" xmlns:r="http://schemas.openxmlformats.org/officeDocument/2006/relationships" xmlns:m="http://schemas.openxmlformats.org/officeDocument/2006/math" xmlns:v="urn:schemas-microsoft-com:vml" xmlns:wp14="http://schemas.microsoft.com/office/word/2010/wordprocessingDrawing" xmlns:wp="http://schemas.openxmlformats.org/drawingml/2006/wordprocessingDrawing" xmlns:w10="urn:schemas-microsoft-com:office:word" xmlns:w="http://schemas.openxmlformats.org/wordprocessingml/2006/main" xmlns:w14="http://schemas.microsoft.com/office/word/2010/wordml" xmlns:w15="http://schemas.microsoft.com/office/word/2012/wordml" xmlns:w16cex="http://schemas.microsoft.com/office/word/2018/wordml/cex" xmlns:w16cid="http://schemas.microsoft.com/office/word/2016/wordml/cid" xmlns:w16="http://schemas.microsoft.com/office/word/2018/wordml" xmlns:w16sdtdh="http://schemas.microsoft.com/office/word/2020/wordml/sdtdatahash" xmlns:w16se="http://schemas.microsoft.com/office/word/2015/wordml/symex" xmlns:wpg="http://schemas.microsoft.com/office/word/2010/wordprocessingGroup" xmlns:wpi="http://schemas.microsoft.com/office/word/2010/wordprocessingInk" xmlns:wne="http://schemas.microsoft.com/office/word/2006/wordml" xmlns:wps="http://schemas.microsoft.com/office/word/2010/wordprocessingShape" mc:Ignorable="w14 w15 w16se w16cid w16 w16cex w16sdtdh wp14">
+<w:hdr xmlns:wpc="http://schemas.microsoft.com/office/word/2010/wordprocessingCanvas" xmlns:cx="http://schemas.microsoft.com/office/drawing/2014/chartex" xmlns:cx1="http://schemas.microsoft.com/office/drawing/2015/9/8/chartex" xmlns:cx2="http://schemas.microsoft.com/office/drawing/2015/10/21/chartex" xmlns:cx3="http://schemas.microsoft.com/office/drawing/2016/5/9/chartex" xmlns:cx4="http://schemas.microsoft.com/office/drawing/2016/5/10/chartex" xmlns:cx5="http://schemas.microsoft.com/office/drawing/2016/5/11/chartex" xmlns:cx6="http://schemas.microsoft.com/office/drawing/2016/5/12/chartex" xmlns:cx7="http://schemas.microsoft.com/office/drawing/2016/5/13/chartex" xmlns:cx8="http://schemas.microsoft.com/office/drawing/2016/5/14/chartex" xmlns:mc="http://schemas.openxmlformats.org/markup-compatibility/2006" xmlns:aink="http://schemas.microsoft.com/office/drawing/2016/ink" xmlns:am3d="http://schemas.microsoft.com/office/drawing/2017/model3d" xmlns:o="urn:schemas-microsoft-com:office:office" xmlns:oel="http://schemas.microsoft.com/office/2019/extlst" xmlns:r="http://schemas.openxmlformats.org/officeDocument/2006/relationships" xmlns:m="http://schemas.openxmlformats.org/officeDocument/2006/math" xmlns:v="urn:schemas-microsoft-com:vml" xmlns:wp14="http://schemas.microsoft.com/office/word/2010/wordprocessingDrawing" xmlns:wp="http://schemas.openxmlformats.org/drawingml/2006/wordprocessingDrawing" xmlns:w10="urn:schemas-microsoft-com:office:word" xmlns:w="http://schemas.openxmlformats.org/wordprocessingml/2006/main" xmlns:w14="http://schemas.microsoft.com/office/word/2010/wordml" xmlns:w15="http://schemas.microsoft.com/office/word/2012/wordml" xmlns:w16cex="http://schemas.microsoft.com/office/word/2018/wordml/cex" xmlns:w16cid="http://schemas.microsoft.com/office/word/2016/wordml/cid" xmlns:w16="http://schemas.microsoft.com/office/word/2018/wordml" xmlns:w16du="http://schemas.microsoft.com/office/word/2023/wordml/word16du" xmlns:w16sdtdh="http://schemas.microsoft.com/office/word/2020/wordml/sdtdatahash" xmlns:w16sdtfl="http://schemas.microsoft.com/office/word/2024/wordml/sdtformatlock" xmlns:w16se="http://schemas.microsoft.com/office/word/2015/wordml/symex" xmlns:wpg="http://schemas.microsoft.com/office/word/2010/wordprocessingGroup" xmlns:wpi="http://schemas.microsoft.com/office/word/2010/wordprocessingInk" xmlns:wne="http://schemas.microsoft.com/office/word/2006/wordml" xmlns:wps="http://schemas.microsoft.com/office/word/2010/wordprocessingShape" mc:Ignorable="w14 w15 w16se w16cid w16 w16cex w16sdtdh w16sdtfl w16du wp14">
   <w:p>
     <w:pPr>
       <w:pStyle w:val="Header"/>
@@ -1285,7 +1297,7 @@
 </file>
 
 <file path=word/header3.xml><?xml version="1.0" encoding="utf-8"?>
-<w:hdr xmlns:wpc="http://schemas.microsoft.com/office/word/2010/wordprocessingCanvas" xmlns:cx="http://schemas.microsoft.com/office/drawing/2014/chartex" xmlns:cx1="http://schemas.microsoft.com/office/drawing/2015/9/8/chartex" xmlns:cx2="http://schemas.microsoft.com/office/drawing/2015/10/21/chartex" xmlns:cx3="http://schemas.microsoft.com/office/drawing/2016/5/9/chartex" xmlns:cx4="http://schemas.microsoft.com/office/drawing/2016/5/10/chartex" xmlns:cx5="http://schemas.microsoft.com/office/drawing/2016/5/11/chartex" xmlns:cx6="http://schemas.microsoft.com/office/drawing/2016/5/12/chartex" xmlns:cx7="http://schemas.microsoft.com/office/drawing/2016/5/13/chartex" xmlns:cx8="http://schemas.microsoft.com/office/drawing/2016/5/14/chartex" xmlns:mc="http://schemas.openxmlformats.org/markup-compatibility/2006" xmlns:aink="http://schemas.microsoft.com/office/drawing/2016/ink" xmlns:am3d="http://schemas.microsoft.com/office/drawing/2017/model3d" xmlns:o="urn:schemas-microsoft-com:office:office" xmlns:oel="http://schemas.microsoft.com/office/2019/extlst" xmlns:r="http://schemas.openxmlformats.org/officeDocument/2006/relationships" xmlns:m="http://schemas.openxmlformats.org/officeDocument/2006/math" xmlns:v="urn:schemas-microsoft-com:vml" xmlns:wp14="http://schemas.microsoft.com/office/word/2010/wordprocessingDrawing" xmlns:wp="http://schemas.openxmlformats.org/drawingml/2006/wordprocessingDrawing" xmlns:w10="urn:schemas-microsoft-com:office:word" xmlns:w="http://schemas.openxmlformats.org/wordprocessingml/2006/main" xmlns:w14="http://schemas.microsoft.com/office/word/2010/wordml" xmlns:w15="http://schemas.microsoft.com/office/word/2012/wordml" xmlns:w16cex="http://schemas.microsoft.com/office/word/2018/wordml/cex" xmlns:w16cid="http://schemas.microsoft.com/office/word/2016/wordml/cid" xmlns:w16="http://schemas.microsoft.com/office/word/2018/wordml" xmlns:w16sdtdh="http://schemas.microsoft.com/office/word/2020/wordml/sdtdatahash" xmlns:w16se="http://schemas.microsoft.com/office/word/2015/wordml/symex" xmlns:wpg="http://schemas.microsoft.com/office/word/2010/wordprocessingGroup" xmlns:wpi="http://schemas.microsoft.com/office/word/2010/wordprocessingInk" xmlns:wne="http://schemas.microsoft.com/office/word/2006/wordml" xmlns:wps="http://schemas.microsoft.com/office/word/2010/wordprocessingShape" mc:Ignorable="w14 w15 w16se w16cid w16 w16cex w16sdtdh wp14">
+<w:hdr xmlns:wpc="http://schemas.microsoft.com/office/word/2010/wordprocessingCanvas" xmlns:cx="http://schemas.microsoft.com/office/drawing/2014/chartex" xmlns:cx1="http://schemas.microsoft.com/office/drawing/2015/9/8/chartex" xmlns:cx2="http://schemas.microsoft.com/office/drawing/2015/10/21/chartex" xmlns:cx3="http://schemas.microsoft.com/office/drawing/2016/5/9/chartex" xmlns:cx4="http://schemas.microsoft.com/office/drawing/2016/5/10/chartex" xmlns:cx5="http://schemas.microsoft.com/office/drawing/2016/5/11/chartex" xmlns:cx6="http://schemas.microsoft.com/office/drawing/2016/5/12/chartex" xmlns:cx7="http://schemas.microsoft.com/office/drawing/2016/5/13/chartex" xmlns:cx8="http://schemas.microsoft.com/office/drawing/2016/5/14/chartex" xmlns:mc="http://schemas.openxmlformats.org/markup-compatibility/2006" xmlns:aink="http://schemas.microsoft.com/office/drawing/2016/ink" xmlns:am3d="http://schemas.microsoft.com/office/drawing/2017/model3d" xmlns:o="urn:schemas-microsoft-com:office:office" xmlns:oel="http://schemas.microsoft.com/office/2019/extlst" xmlns:r="http://schemas.openxmlformats.org/officeDocument/2006/relationships" xmlns:m="http://schemas.openxmlformats.org/officeDocument/2006/math" xmlns:v="urn:schemas-microsoft-com:vml" xmlns:wp14="http://schemas.microsoft.com/office/word/2010/wordprocessingDrawing" xmlns:wp="http://schemas.openxmlformats.org/drawingml/2006/wordprocessingDrawing" xmlns:w10="urn:schemas-microsoft-com:office:word" xmlns:w="http://schemas.openxmlformats.org/wordprocessingml/2006/main" xmlns:w14="http://schemas.microsoft.com/office/word/2010/wordml" xmlns:w15="http://schemas.microsoft.com/office/word/2012/wordml" xmlns:w16cex="http://schemas.microsoft.com/office/word/2018/wordml/cex" xmlns:w16cid="http://schemas.microsoft.com/office/word/2016/wordml/cid" xmlns:w16="http://schemas.microsoft.com/office/word/2018/wordml" xmlns:w16du="http://schemas.microsoft.com/office/word/2023/wordml/word16du" xmlns:w16sdtdh="http://schemas.microsoft.com/office/word/2020/wordml/sdtdatahash" xmlns:w16sdtfl="http://schemas.microsoft.com/office/word/2024/wordml/sdtformatlock" xmlns:w16se="http://schemas.microsoft.com/office/word/2015/wordml/symex" xmlns:wpg="http://schemas.microsoft.com/office/word/2010/wordprocessingGroup" xmlns:wpi="http://schemas.microsoft.com/office/word/2010/wordprocessingInk" xmlns:wne="http://schemas.microsoft.com/office/word/2006/wordml" xmlns:wps="http://schemas.microsoft.com/office/word/2010/wordprocessingShape" mc:Ignorable="w14 w15 w16se w16cid w16 w16cex w16sdtdh w16sdtfl w16du wp14">
   <w:p>
     <w:pPr>
       <w:pStyle w:val="Header"/>
@@ -1294,7 +1306,7 @@
     <w:r>
       <w:tab/>
       <w:tab/>
-      <w:t>2026-06-17</w:t>
+      <w:t>2026-06-18</w:t>
       <w:br/>
       <w:br/>
     </w:r>
@@ -1311,7 +1323,7 @@
 </file>
 
 <file path=word/numbering.xml><?xml version="1.0" encoding="utf-8"?>
-<w:numbering xmlns:wpc="http://schemas.microsoft.com/office/word/2010/wordprocessingCanvas" xmlns:cx="http://schemas.microsoft.com/office/drawing/2014/chartex" xmlns:cx1="http://schemas.microsoft.com/office/drawing/2015/9/8/chartex" xmlns:cx2="http://schemas.microsoft.com/office/drawing/2015/10/21/chartex" xmlns:cx3="http://schemas.microsoft.com/office/drawing/2016/5/9/chartex" xmlns:cx4="http://schemas.microsoft.com/office/drawing/2016/5/10/chartex" xmlns:cx5="http://schemas.microsoft.com/office/drawing/2016/5/11/chartex" xmlns:cx6="http://schemas.microsoft.com/office/drawing/2016/5/12/chartex" xmlns:cx7="http://schemas.microsoft.com/office/drawing/2016/5/13/chartex" xmlns:cx8="http://schemas.microsoft.com/office/drawing/2016/5/14/chartex" xmlns:mc="http://schemas.openxmlformats.org/markup-compatibility/2006" xmlns:aink="http://schemas.microsoft.com/office/drawing/2016/ink" xmlns:am3d="http://schemas.microsoft.com/office/drawing/2017/model3d" xmlns:o="urn:schemas-microsoft-com:office:office" xmlns:oel="http://schemas.microsoft.com/office/2019/extlst" xmlns:r="http://schemas.openxmlformats.org/officeDocument/2006/relationships" xmlns:m="http://schemas.openxmlformats.org/officeDocument/2006/math" xmlns:v="urn:schemas-microsoft-com:vml" xmlns:wp14="http://schemas.microsoft.com/office/word/2010/wordprocessingDrawing" xmlns:wp="http://schemas.openxmlformats.org/drawingml/2006/wordprocessingDrawing" xmlns:w10="urn:schemas-microsoft-com:office:word" xmlns:w="http://schemas.openxmlformats.org/wordprocessingml/2006/main" xmlns:w14="http://schemas.microsoft.com/office/word/2010/wordml" xmlns:w15="http://schemas.microsoft.com/office/word/2012/wordml" xmlns:w16cex="http://schemas.microsoft.com/office/word/2018/wordml/cex" xmlns:w16cid="http://schemas.microsoft.com/office/word/2016/wordml/cid" xmlns:w16="http://schemas.microsoft.com/office/word/2018/wordml" xmlns:w16sdtdh="http://schemas.microsoft.com/office/word/2020/wordml/sdtdatahash" xmlns:w16se="http://schemas.microsoft.com/office/word/2015/wordml/symex" xmlns:wpg="http://schemas.microsoft.com/office/word/2010/wordprocessingGroup" xmlns:wpi="http://schemas.microsoft.com/office/word/2010/wordprocessingInk" xmlns:wne="http://schemas.microsoft.com/office/word/2006/wordml" xmlns:wps="http://schemas.microsoft.com/office/word/2010/wordprocessingShape" mc:Ignorable="w14 w15 w16se w16cid w16 w16cex w16sdtdh wp14">
+<w:numbering xmlns:wpc="http://schemas.microsoft.com/office/word/2010/wordprocessingCanvas" xmlns:cx="http://schemas.microsoft.com/office/drawing/2014/chartex" xmlns:cx1="http://schemas.microsoft.com/office/drawing/2015/9/8/chartex" xmlns:cx2="http://schemas.microsoft.com/office/drawing/2015/10/21/chartex" xmlns:cx3="http://schemas.microsoft.com/office/drawing/2016/5/9/chartex" xmlns:cx4="http://schemas.microsoft.com/office/drawing/2016/5/10/chartex" xmlns:cx5="http://schemas.microsoft.com/office/drawing/2016/5/11/chartex" xmlns:cx6="http://schemas.microsoft.com/office/drawing/2016/5/12/chartex" xmlns:cx7="http://schemas.microsoft.com/office/drawing/2016/5/13/chartex" xmlns:cx8="http://schemas.microsoft.com/office/drawing/2016/5/14/chartex" xmlns:mc="http://schemas.openxmlformats.org/markup-compatibility/2006" xmlns:aink="http://schemas.microsoft.com/office/drawing/2016/ink" xmlns:am3d="http://schemas.microsoft.com/office/drawing/2017/model3d" xmlns:o="urn:schemas-microsoft-com:office:office" xmlns:oel="http://schemas.microsoft.com/office/2019/extlst" xmlns:r="http://schemas.openxmlformats.org/officeDocument/2006/relationships" xmlns:m="http://schemas.openxmlformats.org/officeDocument/2006/math" xmlns:v="urn:schemas-microsoft-com:vml" xmlns:wp14="http://schemas.microsoft.com/office/word/2010/wordprocessingDrawing" xmlns:wp="http://schemas.openxmlformats.org/drawingml/2006/wordprocessingDrawing" xmlns:w10="urn:schemas-microsoft-com:office:word" xmlns:w="http://schemas.openxmlformats.org/wordprocessingml/2006/main" xmlns:w14="http://schemas.microsoft.com/office/word/2010/wordml" xmlns:w15="http://schemas.microsoft.com/office/word/2012/wordml" xmlns:w16cex="http://schemas.microsoft.com/office/word/2018/wordml/cex" xmlns:w16cid="http://schemas.microsoft.com/office/word/2016/wordml/cid" xmlns:w16="http://schemas.microsoft.com/office/word/2018/wordml" xmlns:w16du="http://schemas.microsoft.com/office/word/2023/wordml/word16du" xmlns:w16sdtdh="http://schemas.microsoft.com/office/word/2020/wordml/sdtdatahash" xmlns:w16sdtfl="http://schemas.microsoft.com/office/word/2024/wordml/sdtformatlock" xmlns:w16se="http://schemas.microsoft.com/office/word/2015/wordml/symex" xmlns:wpg="http://schemas.microsoft.com/office/word/2010/wordprocessingGroup" xmlns:wpi="http://schemas.microsoft.com/office/word/2010/wordprocessingInk" xmlns:wne="http://schemas.microsoft.com/office/word/2006/wordml" xmlns:wps="http://schemas.microsoft.com/office/word/2010/wordprocessingShape" mc:Ignorable="w14 w15 w16se w16cid w16 w16cex w16sdtdh w16sdtfl w16du wp14">
   <w:abstractNum w:abstractNumId="0" w15:restartNumberingAfterBreak="0">
     <w:nsid w:val="FFFFFF7C"/>
     <w:multiLevelType w:val="singleLevel"/>
@@ -1514,7 +1526,7 @@
 </file>
 
 <file path=word/styles.xml><?xml version="1.0" encoding="utf-8"?>
-<w:styles xmlns:mc="http://schemas.openxmlformats.org/markup-compatibility/2006" xmlns:r="http://schemas.openxmlformats.org/officeDocument/2006/relationships" xmlns:w="http://schemas.openxmlformats.org/wordprocessingml/2006/main" xmlns:w14="http://schemas.microsoft.com/office/word/2010/wordml" xmlns:w15="http://schemas.microsoft.com/office/word/2012/wordml" xmlns:w16cex="http://schemas.microsoft.com/office/word/2018/wordml/cex" xmlns:w16cid="http://schemas.microsoft.com/office/word/2016/wordml/cid" xmlns:w16="http://schemas.microsoft.com/office/word/2018/wordml" xmlns:w16sdtdh="http://schemas.microsoft.com/office/word/2020/wordml/sdtdatahash" xmlns:w16se="http://schemas.microsoft.com/office/word/2015/wordml/symex" mc:Ignorable="w14 w15 w16se w16cid w16 w16cex w16sdtdh">
+<w:styles xmlns:mc="http://schemas.openxmlformats.org/markup-compatibility/2006" xmlns:r="http://schemas.openxmlformats.org/officeDocument/2006/relationships" xmlns:w="http://schemas.openxmlformats.org/wordprocessingml/2006/main" xmlns:w14="http://schemas.microsoft.com/office/word/2010/wordml" xmlns:w15="http://schemas.microsoft.com/office/word/2012/wordml" xmlns:w16cex="http://schemas.microsoft.com/office/word/2018/wordml/cex" xmlns:w16cid="http://schemas.microsoft.com/office/word/2016/wordml/cid" xmlns:w16="http://schemas.microsoft.com/office/word/2018/wordml" xmlns:w16du="http://schemas.microsoft.com/office/word/2023/wordml/word16du" xmlns:w16sdtdh="http://schemas.microsoft.com/office/word/2020/wordml/sdtdatahash" xmlns:w16sdtfl="http://schemas.microsoft.com/office/word/2024/wordml/sdtformatlock" xmlns:w16se="http://schemas.microsoft.com/office/word/2015/wordml/symex" mc:Ignorable="w14 w15 w16se w16cid w16 w16cex w16sdtdh w16sdtfl w16du">
   <w:docDefaults>
     <w:rPrDefault>
       <w:rPr>
@@ -2272,7 +2284,7 @@
     <w:link w:val="TitleChar"/>
     <w:uiPriority w:val="10"/>
     <w:qFormat/>
-    <w:rsid w:val="007106C8"/>
+    <w:rsid w:val="00E854FA"/>
     <w:pPr>
       <w:spacing w:after="300" w:line="240" w:lineRule="auto"/>
       <w:contextualSpacing/>
@@ -2282,7 +2294,7 @@
       <w:rFonts w:eastAsiaTheme="majorEastAsia" w:cstheme="majorBidi"/>
       <w:spacing w:val="5"/>
       <w:kern w:val="28"/>
-      <w:sz w:val="52"/>
+      <w:sz w:val="40"/>
       <w:szCs w:val="52"/>
       <w:lang w:val="sv-SE" w:eastAsia="en-US" w:bidi="ar-SA"/>
     </w:rPr>
@@ -2292,12 +2304,12 @@
     <w:basedOn w:val="DefaultParagraphFont"/>
     <w:link w:val="Title"/>
     <w:uiPriority w:val="10"/>
-    <w:rsid w:val="007106C8"/>
+    <w:rsid w:val="00E854FA"/>
     <w:rPr>
       <w:rFonts w:ascii="Times New Roman" w:eastAsiaTheme="majorEastAsia" w:hAnsi="Times New Roman" w:cstheme="majorBidi"/>
       <w:spacing w:val="5"/>
       <w:kern w:val="28"/>
-      <w:sz w:val="52"/>
+      <w:sz w:val="40"/>
       <w:szCs w:val="52"/>
       <w:lang w:val="sv-SE" w:eastAsia="en-US" w:bidi="ar-SA"/>
     </w:rPr>

--- a/klagomål/A 54477-2025 FSC-klagomål.docx
+++ b/klagomål/A 54477-2025 FSC-klagomål.docx
@@ -1306,7 +1306,7 @@
     <w:r>
       <w:tab/>
       <w:tab/>
-      <w:t>2026-06-18</w:t>
+      <w:t>2026-06-19</w:t>
       <w:br/>
       <w:br/>
     </w:r>

--- a/klagomål/A 54477-2025 FSC-klagomål.docx
+++ b/klagomål/A 54477-2025 FSC-klagomål.docx
@@ -1306,7 +1306,7 @@
     <w:r>
       <w:tab/>
       <w:tab/>
-      <w:t>2026-06-19</w:t>
+      <w:t>2026-06-20</w:t>
       <w:br/>
       <w:br/>
     </w:r>

--- a/klagomål/A 54477-2025 FSC-klagomål.docx
+++ b/klagomål/A 54477-2025 FSC-klagomål.docx
@@ -168,38 +168,7 @@
     </w:p>
     <w:p>
       <w:r>
-        <w:t>Detta dokument behandlar höga naturvärden i avverkningsanmälan A 54477-2025 i Kinda kommun som inkom 2025-11-04 och omfattar 23,8 ha.</w:t>
-      </w:r>
-    </w:p>
-    <w:p>
-      <w:r>
-        <w:t>Nedan presenteras fynd av naturvårdsarter och fridlysta arter som gjorts i det avverkningsanmälda området, samt relevanta utdrag ur standarderna för FSC, Chain of Custody, Controlled Wood och PEFC. I BILAGA 1 finns artfakta om fridlysta och rödlistade arter.</w:t>
-      </w:r>
-    </w:p>
-    <w:p>
-      <w:r>
-        <w:t>Vi förväntar oss att ni återkommer med ett skriftligt svar på vårt klagomål och även beskriver vilka korrigerande åtgärder ni satt in för att rätta till identifierade brister i er efterlevnad av den svenska FSC standarden.</w:t>
-      </w:r>
-    </w:p>
-    <w:p>
-      <w:pPr>
-        <w:pStyle w:val="Heading1"/>
-      </w:pPr>
-      <w:r>
-        <w:t>Naturvårdsarter</w:t>
-      </w:r>
-    </w:p>
-    <w:p>
-      <w:r>
-        <w:t>I och inom 7 meter från avverkningsanmälan har följande 10 naturvårdsarter hittats: dropptaggsvamp (NT, T), dvärgbägarlav (NT, T), orange taggsvamp (NT, T), tallticka (NT, T), vedskivlav (NT, T), flagellkvastmossa (S, T), mindre märgborre (S, T), vedticka (S, T), spillkråka (T, §4) och tjäder (T, §4). Av dessa är 5 rödlistade. För rödlistade arter har rödlistekategorin angivits inom parentes. Arter som är signalarter enligt Skogsstyrelsen har markerats med (S). Typiska arter inom Natura 2000 som är kopplade till skogsekosystem har markerats med (T). För fridlysta arter anges även paragrafen i Artskyddsförordningen som arten är fridlyst enligt.</w:t>
-      </w:r>
-    </w:p>
-    <w:p>
-      <w:r>
-        <w:t>De påträffade naturvårdsarterna är ett tydligt kvitto på att det rör sig om en skog med höga naturvärden.</w:t>
-      </w:r>
-      <w:r>
-        <w:t xml:space="preserve"> I Figur 1 visas fyndplatser för naturvårdsarter i området, som finns registrerade på Artportalen.</w:t>
+        <w:t>Detta klagomål behandlar höga naturvärden i avverkningsanmälan A 54477-2025 i Kinda kommun som inkom 2025-11-04 och omfattar 23,8 ha.</w:t>
       </w:r>
     </w:p>
     <w:p>
@@ -247,34 +216,222 @@
         <w:spacing w:after="240"/>
       </w:pPr>
       <w:r>
-        <w:t>Figur 1. Fyndplatser för naturvårdsarter i och inom 7 meter från avverkningsanmälan (röd linje). Markörer utan svart kant är placerade på fyndplatsen. Markörer med svart kant är placerade vid sidan av fyndplatsen och har ett svart streck som visar fyndplatsens exakta position. Kartans mittpunktskoordinat är N 6440707, E 556194 i SWEREF 99 TM.</w:t>
+        <w:t>Figur 1. Fyndplatser för naturvårdsarter i och inom 7 meter från avverkningsanmälan. Markörer utan svart kant är placerade på fyndplatsen. Markörer med svart kant är placerade vid sidan av fyndplatsen har ett svart streck som visar fyndplatsens exakta position. Kartans mittpunktskoordinat är N 6440707, E 556194 i SWEREF 99 TM.</w:t>
+      </w:r>
+    </w:p>
+    <w:p>
+      <w:r>
+        <w:t>I och inom 7 meter från avverkningsanmälan finns fynd av 10 naturvårdsarter, varav 5 är rödlistade, 2 är fridlysta, 10 är typiska (T) och 3 är signalarter (S): dropptaggsvamp (NT, T), dvärgbägarlav (NT, T), orange taggsvamp (NT, T), tallticka (NT, T), vedskivlav (NT, T), flagellkvastmossa (S, T), mindre märgborre (S, T), vedticka (S, T), spillkråka (T, §4) och tjäder (T, §4). Se Figur 1.</w:t>
+      </w:r>
+    </w:p>
+    <w:p>
+      <w:r>
+        <w:t>Nedan presenteras relevanta utdrag ur standarderna för FSC, Chain of Custody, Controlled Wood och PEFC.</w:t>
+      </w:r>
+    </w:p>
+    <w:p>
+      <w:r>
+        <w:t>Vi förväntar oss att ni återkommer med ett skriftligt svar på vårt klagomål och även beskriver vilka korrigerande åtgärder ni satt in för att rätta till identifierade brister i er efterlevnad av den svenska FSC standarden.</w:t>
       </w:r>
     </w:p>
     <w:p>
       <w:pPr>
-        <w:pStyle w:val="Heading2"/>
+        <w:pStyle w:val="Heading1"/>
       </w:pPr>
       <w:r>
-        <w:t>Fridlysta arter</w:t>
+        <w:t>Naturvårdsarter och fridlysta arter</w:t>
       </w:r>
     </w:p>
     <w:p>
       <w:r>
-        <w:t>Följande fridlysta arter har sina livsmiljöer och växtplatser i den avverkningsanmälda skogen: spillkråka (T, §4) och tjäder (T, §4).</w:t>
+        <w:t>Nedan följer beskrivningar av de naturvårdsarter och fridlysta arter som har sina livsmiljöer och växtplatser i den avverkningsanmälda skogen. Se även ytterligare artfakta i BILAGA 1. De påträffade naturvårdsarterna är ett tydligt kvitto på att det rör sig om en skog med höga naturvärden.</w:t>
       </w:r>
     </w:p>
     <w:p>
-      <w:r>
-        <w:t xml:space="preserve">Observera att medlemsländerna är skyldiga att agera i enlighet med EU:s fågeldirektiv där det uttryckligen står att direktivet gäller för fåglar samt för deras ägg, bon och </w:t>
-      </w:r>
       <w:r>
         <w:rPr>
           <w:b/>
         </w:rPr>
-        <w:t xml:space="preserve">livsmiljöer </w:t>
-      </w:r>
-      <w:r>
-        <w:t>(artikel 1). Vidare att de åtgärder som vidtas inte får leda till en försämring av den nuvarande situationen beträffande bevarandet av de fågelarter som avses i artikel 1 (artikel 13). Fågeldirektivet är styrande för tillsynsansvariga myndigheters ärendehantering, ställningstaganden och beslutsfattande.</w:t>
+        <w:t>Dropptaggsvamp (NT)</w:t>
+      </w:r>
+      <w:r>
+        <w:t xml:space="preserve"> bildar mykorrhiza med tall, främst i barrskog med trädkontinuitet, i magra, torra och ljusöppna lavtallskogar och i barrblandskogar med friskmossor och lingon i fältskiktet. Den totala populationen i landet har minskat och bedöms fortsätta minska till följd av slutavverkningar av tallskog. Det är högst oklart om arten långsiktigt kan etablera och reproducera sig i skogsbestånd som brukas med trakthyggesmetoder, markberedning, gödsling eller föryngring med förädlat plantmaterial. Uppfyller kriterierna för att bli rödlistad på grund av ny kunskap som visar att en större andel av populationen än tidigare bedömt är knuten till kontinuitetsbarrskog. Minskningstakten för den svenska populationen bedöms vara nära gränsvärdet för Sårbar (VU). Dropptaggsvamp är typisk art för </w:t>
+      </w:r>
+      <w:r>
+        <w:rPr>
+          <w:i/>
+        </w:rPr>
+        <w:t xml:space="preserve">9010 Taiga </w:t>
+      </w:r>
+      <w:r>
+        <w:t>(SLU Artdatabanken, 2026).</w:t>
+      </w:r>
+    </w:p>
+    <w:p>
+      <w:r>
+        <w:rPr>
+          <w:b/>
+        </w:rPr>
+        <w:t>Dvärgbägarlav (NT)</w:t>
+      </w:r>
+      <w:r>
+        <w:t xml:space="preserve"> förekommer över hela Sverige på gammal hård ved, huvudsakligen på tall men i södra Sverige även på ek. Veden utgörs framförallt av grova stubbar, lågor och grenar. Substratet har blivit sällsyntare och nybildning av substrat sker bara i begränsad omfattning. Arten hotas av att grova lågor blir allt sällsyntare i dagens kulturskogar samt att nybildningen av lämpliga substrat går mycket långsamt. En riklig tillgång på gamla tall- eller eklågor måste säkerställas på artens lokaler. Dvärgbägarlav är typisk art för </w:t>
+      </w:r>
+      <w:r>
+        <w:rPr>
+          <w:i/>
+        </w:rPr>
+        <w:t>9010 Taiga</w:t>
+      </w:r>
+      <w:r>
+        <w:t xml:space="preserve"> (SLU Artdatabanken, 2024; Nitare &amp; Skogsstyrelsen, 2019).</w:t>
+      </w:r>
+    </w:p>
+    <w:p>
+      <w:r>
+        <w:rPr>
+          <w:b/>
+        </w:rPr>
+        <w:t xml:space="preserve">Orange taggsvamp (NT) </w:t>
+      </w:r>
+      <w:r>
+        <w:t xml:space="preserve">bildar mykorrhiza med både gran och tall och den förekommer främst i äldre barrskogar med kontinuitetsskogskaraktär. Mest frekvent är den i äldre mossrik granskog, men då bara i skogar inom granens naturliga utbredningsområde och i bestånd med långvarig grankontinuitet. Den totala populationen i landet bedöms ha minskat kraftigt och fortsatt kommer att minska då arten är knuten till en produktiv skogsmiljö som successivt avverkas. Arten hotas främst av skogsavverkning och tycks försvinna efter slutavverkning, markberedning och plantering och det är inte känt att arten har återkommit i anlagd skog på tidigare kalmark. Orange taggsvamp är typisk art för </w:t>
+      </w:r>
+      <w:r>
+        <w:rPr>
+          <w:i/>
+        </w:rPr>
+        <w:t>9010 Taiga</w:t>
+      </w:r>
+      <w:r>
+        <w:t xml:space="preserve"> (SLU Artdatabanken, 2024).</w:t>
+      </w:r>
+    </w:p>
+    <w:p>
+      <w:r>
+        <w:rPr>
+          <w:b/>
+        </w:rPr>
+        <w:t xml:space="preserve">Tallticka (NT) </w:t>
+      </w:r>
+      <w:r>
+        <w:t xml:space="preserve">uppträder först på tallar som är 100–150 år gamla men är vanligast på träd som är runt 150–200 år eller äldre. I skogslandskapet är den främst knuten till tallnaturskogar och restbiotoper med biologiskt gamla träd och signalerar vanligtvis skyddsvärda tallbestånd med höga naturvärden. Tallticka är typisk art för </w:t>
+      </w:r>
+      <w:r>
+        <w:rPr>
+          <w:i/>
+        </w:rPr>
+        <w:t xml:space="preserve">9010 Taiga </w:t>
+      </w:r>
+      <w:r>
+        <w:t xml:space="preserve">och </w:t>
+      </w:r>
+      <w:r>
+        <w:rPr>
+          <w:i/>
+        </w:rPr>
+        <w:t>9060 Åsbarrskog</w:t>
+      </w:r>
+      <w:r>
+        <w:t xml:space="preserve"> (SLU Artdatabanken, 2023; Nitare &amp; Skogsstyrelsen, 2019).</w:t>
+      </w:r>
+    </w:p>
+    <w:p>
+      <w:r>
+        <w:rPr>
+          <w:b/>
+        </w:rPr>
+        <w:t>Vedskivlav (NT)</w:t>
+      </w:r>
+      <w:r>
+        <w:t xml:space="preserve"> växer på gammal, torr, exponerad, hård kärnved av framförallt tall i naturskogsartade bestånd. Avverkning av tallskog av naturskogskaraktär med spår av återkommande bränder är ett hot. Mängden lämplig ved att växa på för vedskivlav minskar, dels på grund av naturlig nedbrytning men framförallt på grund av att de förstörs i samband med slutavverkningar, gallringar och markberedning. Tall- och blandbarrskogar av naturskogskaraktär med spår av återkommande bränder bör skyddas. Vedskivlav är typisk art för </w:t>
+      </w:r>
+      <w:r>
+        <w:rPr>
+          <w:i/>
+        </w:rPr>
+        <w:t>9010 Taiga</w:t>
+      </w:r>
+      <w:r>
+        <w:t xml:space="preserve"> (SLU Artdatabanken, 2024).</w:t>
+      </w:r>
+    </w:p>
+    <w:p>
+      <w:r>
+        <w:rPr>
+          <w:b/>
+        </w:rPr>
+        <w:t>Flagellkvastmossa</w:t>
+      </w:r>
+      <w:r>
+        <w:t xml:space="preserve"> förekommer framför allt i tallsumpskog, men finns även i relativt torra gran- och tallskogar. Den signalerar överallt skogsmiljöer med höga naturvärden och indikerar biotoper med rik och kontinuerlig förekomst av död ved i olika nedbrytningsstadier eller barlagd torvjord. Flagellkvastmossa är typisk art för </w:t>
+      </w:r>
+      <w:r>
+        <w:rPr>
+          <w:i/>
+        </w:rPr>
+        <w:t xml:space="preserve">9010 Taiga </w:t>
+      </w:r>
+      <w:r>
+        <w:t>och</w:t>
+      </w:r>
+      <w:r>
+        <w:rPr>
+          <w:i/>
+        </w:rPr>
+        <w:t xml:space="preserve"> 9740 Skogsbevuxen myr </w:t>
+      </w:r>
+      <w:r>
+        <w:t>(SLU Artdatabanken, 2024; Nitare &amp; Skogsstyrelsen, 2019).</w:t>
+      </w:r>
+    </w:p>
+    <w:p>
+      <w:r>
+        <w:rPr>
+          <w:b/>
+        </w:rPr>
+        <w:t>Mindre märgborre</w:t>
+      </w:r>
+      <w:r>
+        <w:t xml:space="preserve"> är en signalart för tallskog med höga naturvärden och betraktas tillsammans med skarptandad barkborre som nyckelarter för ett antal sällsynta åtgärdsprogramsarter som är beroende av deras gångsystem. Bland dessa kan nämnas avlång barkborre (VU), </w:t>
+      </w:r>
+      <w:r>
+        <w:rPr>
+          <w:i/>
+        </w:rPr>
+        <w:t>Corticeus longulus</w:t>
+      </w:r>
+      <w:r>
+        <w:t xml:space="preserve"> (VU), tallgångbagge (VU), cholodkovskys bastborre (NT) och tallbarksvartbagge (NT). Den mindre märgborrens måsvingeliknande gnaggångar är lätta att känna igen och hittas ofta på grova tallgrenar på marken. Rika förekomster av främst mindre märgborre men även skarptandad barkborre är en signal för artrikedom och inventeringar har visat att det är i skogar med en naturlig självgallring som det skapas förutsättningar för dessa arter samt de efterföljande åtgärdsprogramsarterna. Tallskogar med stark förekomst av mindre märgborre och skarptandad barkborre bör avsättas som reservat. Generellt bör hänsyn tas vid slutavverkning av talldominerad skog så att avverkningsrester som gren- och toppdelar lämnas. Mindre märgborre är typisk art för </w:t>
+      </w:r>
+      <w:r>
+        <w:rPr>
+          <w:i/>
+        </w:rPr>
+        <w:t>9060 Åsbarrskog</w:t>
+      </w:r>
+      <w:r>
+        <w:t xml:space="preserve"> (SLU Artdatabanken, 2026; Pettersson, 2014; Hedgren, 2012; Gunnarsson m fl., 1999).</w:t>
+      </w:r>
+    </w:p>
+    <w:p>
+      <w:r>
+        <w:rPr>
+          <w:b/>
+        </w:rPr>
+        <w:t xml:space="preserve">Vedticka </w:t>
+      </w:r>
+      <w:r>
+        <w:t xml:space="preserve">är en bra signalart söder om den naturliga norrlandsgränsen. Den är huvudsakligen knuten till äldre barrskogar där det föreligger långvarig kontinuitet av död barrved. Vedticka är typisk art för </w:t>
+      </w:r>
+      <w:r>
+        <w:rPr>
+          <w:i/>
+        </w:rPr>
+        <w:t xml:space="preserve">9010 Taiga </w:t>
+      </w:r>
+      <w:r>
+        <w:t>(Nitare &amp; Skogsstyrelsen, 2019; SLU Artdatabanken, 2025).</w:t>
       </w:r>
     </w:p>
     <w:p>
@@ -333,206 +490,6 @@
       </w:r>
       <w:r>
         <w:t>. Tjädern är en utpräglad skogsfågel knuten till större sammanhängande barrskogsområden. Tupparna och hönorna utnyttjar till viss del olika miljöer, och habitatvalet varierar dessutom mellan olika delar av året. För att det ska finnas livskraftiga tjäderbestånd krävs funktionella skogslandskap med en blandning av uppvuxen, gles och luckig skog, täta sumpskogar, myrar och andra små våtmarker. Arten försvinner när skogen fragmenteras och den sammanlagda arealen hyggen och andra öppna områden blir för stor. Ett småskaligt och försiktigt virkesuttag genom hyggesfria metoder kan i vissa fall vara möjligt i området inom 200 m från lekcentrum. Längre ut från lekcentrum, inom 200–500 m bör den avverkade ytan inte överskrida 1 hektar för att undvika alltför stora och snabba förändringar (Skogsstyrelsen, 2019; SLU Artdatabanken, 2024).</w:t>
-      </w:r>
-    </w:p>
-    <w:p>
-      <w:r>
-        <w:t>I BILAGA 1 finns mer detaljerad information om ekologi samt krav på livsmiljö hos fridlysta arter.</w:t>
-      </w:r>
-    </w:p>
-    <w:p>
-      <w:pPr>
-        <w:pStyle w:val="Heading2"/>
-      </w:pPr>
-      <w:r>
-        <w:t>Övriga naturvårdsarter</w:t>
-      </w:r>
-    </w:p>
-    <w:p>
-      <w:r>
-        <w:rPr>
-          <w:b/>
-        </w:rPr>
-        <w:t>Dropptaggsvamp (NT)</w:t>
-      </w:r>
-      <w:r>
-        <w:t xml:space="preserve"> bildar mykorrhiza med tall, främst i barrskog med trädkontinuitet, i magra, torra och ljusöppna lavtallskogar och i barrblandskogar med friskmossor och lingon i fältskiktet. Den totala populationen i landet har minskat och bedöms fortsätta minska till följd av slutavverkningar av tallskog. Det är högst oklart om arten långsiktigt kan etablera och reproducera sig i skogsbestånd som brukas med trakthyggesmetoder, markberedning, gödsling eller föryngring med förädlat plantmaterial. Uppfyller kriterierna för att bli rödlistad på grund av ny kunskap som visar att en större andel av populationen än tidigare bedömt är knuten till kontinuitetsbarrskog. Minskningstakten för den svenska populationen bedöms vara nära gränsvärdet för Sårbar (VU). Dropptaggsvamp är typisk art för </w:t>
-      </w:r>
-      <w:r>
-        <w:rPr>
-          <w:i/>
-        </w:rPr>
-        <w:t xml:space="preserve">9010 Taiga </w:t>
-      </w:r>
-      <w:r>
-        <w:t>(SLU Artdatabanken, 2026).</w:t>
-      </w:r>
-    </w:p>
-    <w:p>
-      <w:r>
-        <w:rPr>
-          <w:b/>
-        </w:rPr>
-        <w:t>Dvärgbägarlav (NT)</w:t>
-      </w:r>
-      <w:r>
-        <w:t xml:space="preserve"> förekommer över hela Sverige på gammal hård ved, huvudsakligen på tall men i södra Sverige även på ek. Veden utgörs framförallt av grova stubbar, lågor och grenar. Substratet har blivit sällsyntare och nybildning av substrat sker bara i begränsad omfattning. Arten hotas av att grova lågor blir allt sällsyntare i dagens kulturskogar samt att nybildningen av lämpliga substrat går mycket långsamt. En riklig tillgång på gamla tall- eller eklågor måste säkerställas på artens lokaler. Dvärgbägarlav är typisk art för </w:t>
-      </w:r>
-      <w:r>
-        <w:rPr>
-          <w:i/>
-        </w:rPr>
-        <w:t>9010 Taiga</w:t>
-      </w:r>
-      <w:r>
-        <w:t xml:space="preserve"> (SLU Artdatabanken, 2024; Nitare &amp; Skogsstyrelsen, 2019).</w:t>
-      </w:r>
-    </w:p>
-    <w:p>
-      <w:r>
-        <w:rPr>
-          <w:b/>
-        </w:rPr>
-        <w:t>Flagellkvastmossa</w:t>
-      </w:r>
-      <w:r>
-        <w:t xml:space="preserve"> förekommer framför allt i tallsumpskog, men finns även i relativt torra gran- och tallskogar. Den signalerar överallt skogsmiljöer med höga naturvärden och indikerar biotoper med rik och kontinuerlig förekomst av död ved i olika nedbrytningsstadier eller barlagd torvjord. Flagellkvastmossa är typisk art för </w:t>
-      </w:r>
-      <w:r>
-        <w:rPr>
-          <w:i/>
-        </w:rPr>
-        <w:t xml:space="preserve">9010 Taiga </w:t>
-      </w:r>
-      <w:r>
-        <w:t>och</w:t>
-      </w:r>
-      <w:r>
-        <w:rPr>
-          <w:i/>
-        </w:rPr>
-        <w:t xml:space="preserve"> 9740 Skogsbevuxen myr </w:t>
-      </w:r>
-      <w:r>
-        <w:t>(SLU Artdatabanken, 2024; Nitare &amp; Skogsstyrelsen, 2019).</w:t>
-      </w:r>
-    </w:p>
-    <w:p>
-      <w:r>
-        <w:rPr>
-          <w:b/>
-        </w:rPr>
-        <w:t>Mindre märgborre</w:t>
-      </w:r>
-      <w:r>
-        <w:t xml:space="preserve"> är en signalart för tallskog med höga naturvärden och betraktas tillsammans med skarptandad barkborre som nyckelarter för ett antal sällsynta åtgärdsprogramsarter som är beroende av deras gångsystem. Bland dessa kan nämnas avlång barkborre (VU), </w:t>
-      </w:r>
-      <w:r>
-        <w:rPr>
-          <w:i/>
-        </w:rPr>
-        <w:t>Corticeus longulus</w:t>
-      </w:r>
-      <w:r>
-        <w:t xml:space="preserve"> (VU), tallgångbagge (VU), cholodkovskys bastborre (NT) och tallbarksvartbagge (NT). Den mindre märgborrens måsvingeliknande gnaggångar är lätta att känna igen och hittas ofta på grova tallgrenar på marken. Rika förekomster av främst mindre märgborre men även skarptandad barkborre är en signal för artrikedom och inventeringar har visat att det är i skogar med en naturlig självgallring som det skapas förutsättningar för dessa arter samt de efterföljande åtgärdsprogramsarterna. Tallskogar med stark förekomst av mindre märgborre och skarptandad barkborre bör avsättas som reservat. Generellt bör hänsyn tas vid slutavverkning av talldominerad skog så att avverkningsrester som gren- och toppdelar lämnas. Mindre märgborre är typisk art för </w:t>
-      </w:r>
-      <w:r>
-        <w:rPr>
-          <w:i/>
-        </w:rPr>
-        <w:t>9060 Åsbarrskog</w:t>
-      </w:r>
-      <w:r>
-        <w:t xml:space="preserve"> (SLU Artdatabanken, 2026; Pettersson, 2014; Hedgren, 2012; Gunnarsson m fl., 1999).</w:t>
-      </w:r>
-    </w:p>
-    <w:p>
-      <w:r>
-        <w:rPr>
-          <w:b/>
-        </w:rPr>
-        <w:t xml:space="preserve">Orange taggsvamp (NT) </w:t>
-      </w:r>
-      <w:r>
-        <w:t xml:space="preserve">bildar mykorrhiza med både gran och tall och den förekommer främst i äldre barrskogar med kontinuitetsskogskaraktär. Mest frekvent är den i äldre mossrik granskog, men då bara i skogar inom granens naturliga utbredningsområde och i bestånd med långvarig grankontinuitet. Den totala populationen i landet bedöms ha minskat kraftigt och fortsatt kommer att minska då arten är knuten till en produktiv skogsmiljö som successivt avverkas. Arten hotas främst av skogsavverkning och tycks försvinna efter slutavverkning, markberedning och plantering och det är inte känt att arten har återkommit i anlagd skog på tidigare kalmark. Orange taggsvamp är typisk art för </w:t>
-      </w:r>
-      <w:r>
-        <w:rPr>
-          <w:i/>
-        </w:rPr>
-        <w:t>9010 Taiga</w:t>
-      </w:r>
-      <w:r>
-        <w:t xml:space="preserve"> (SLU Artdatabanken, 2024).</w:t>
-      </w:r>
-    </w:p>
-    <w:p>
-      <w:r>
-        <w:rPr>
-          <w:b/>
-        </w:rPr>
-        <w:t xml:space="preserve">Tallticka (NT) </w:t>
-      </w:r>
-      <w:r>
-        <w:t xml:space="preserve">uppträder först på tallar som är 100–150 år gamla men är vanligast på träd som är runt 150–200 år eller äldre. I skogslandskapet är den främst knuten till tallnaturskogar och restbiotoper med biologiskt gamla träd och signalerar vanligtvis skyddsvärda tallbestånd med höga naturvärden. Tallticka är typisk art för </w:t>
-      </w:r>
-      <w:r>
-        <w:rPr>
-          <w:i/>
-        </w:rPr>
-        <w:t xml:space="preserve">9010 Taiga </w:t>
-      </w:r>
-      <w:r>
-        <w:t xml:space="preserve">och </w:t>
-      </w:r>
-      <w:r>
-        <w:rPr>
-          <w:i/>
-        </w:rPr>
-        <w:t>9060 Åsbarrskog</w:t>
-      </w:r>
-      <w:r>
-        <w:t xml:space="preserve"> (SLU Artdatabanken, 2023; Nitare &amp; Skogsstyrelsen, 2019).</w:t>
-      </w:r>
-    </w:p>
-    <w:p>
-      <w:r>
-        <w:rPr>
-          <w:b/>
-        </w:rPr>
-        <w:t>Vedskivlav (NT)</w:t>
-      </w:r>
-      <w:r>
-        <w:t xml:space="preserve"> växer på gammal, torr, exponerad, hård kärnved av framförallt tall i naturskogsartade bestånd. Avverkning av tallskog av naturskogskaraktär med spår av återkommande bränder är ett hot. Mängden lämplig ved att växa på för vedskivlav minskar, dels på grund av naturlig nedbrytning men framförallt på grund av att de förstörs i samband med slutavverkningar, gallringar och markberedning. Tall- och blandbarrskogar av naturskogskaraktär med spår av återkommande bränder bör skyddas. Vedskivlav är typisk art för </w:t>
-      </w:r>
-      <w:r>
-        <w:rPr>
-          <w:i/>
-        </w:rPr>
-        <w:t>9010 Taiga</w:t>
-      </w:r>
-      <w:r>
-        <w:t xml:space="preserve"> (SLU Artdatabanken, 2024).</w:t>
-      </w:r>
-    </w:p>
-    <w:p>
-      <w:r>
-        <w:rPr>
-          <w:b/>
-        </w:rPr>
-        <w:t xml:space="preserve">Vedticka </w:t>
-      </w:r>
-      <w:r>
-        <w:t xml:space="preserve">är en bra signalart söder om den naturliga norrlandsgränsen. Den är huvudsakligen knuten till äldre barrskogar där det föreligger långvarig kontinuitet av död barrved. Vedticka är typisk art för </w:t>
-      </w:r>
-      <w:r>
-        <w:rPr>
-          <w:i/>
-        </w:rPr>
-        <w:t xml:space="preserve">9010 Taiga </w:t>
-      </w:r>
-      <w:r>
-        <w:t>(Nitare &amp; Skogsstyrelsen, 2019; SLU Artdatabanken, 2025).</w:t>
       </w:r>
     </w:p>
     <w:p>
@@ -1306,7 +1263,7 @@
     <w:r>
       <w:tab/>
       <w:tab/>
-      <w:t>2026-06-20</w:t>
+      <w:t>2026-06-21</w:t>
       <w:br/>
       <w:br/>
     </w:r>

--- a/klagomål/A 54477-2025 FSC-klagomål.docx
+++ b/klagomål/A 54477-2025 FSC-klagomål.docx
@@ -1263,7 +1263,7 @@
     <w:r>
       <w:tab/>
       <w:tab/>
-      <w:t>2026-06-21</w:t>
+      <w:t>2026-06-22</w:t>
       <w:br/>
       <w:br/>
     </w:r>

--- a/klagomål/A 54477-2025 FSC-klagomål.docx
+++ b/klagomål/A 54477-2025 FSC-klagomål.docx
@@ -1263,7 +1263,7 @@
     <w:r>
       <w:tab/>
       <w:tab/>
-      <w:t>2026-06-22</w:t>
+      <w:t>2026-06-23</w:t>
       <w:br/>
       <w:br/>
     </w:r>

--- a/klagomål/A 54477-2025 FSC-klagomål.docx
+++ b/klagomål/A 54477-2025 FSC-klagomål.docx
@@ -1263,7 +1263,7 @@
     <w:r>
       <w:tab/>
       <w:tab/>
-      <w:t>2026-06-23</w:t>
+      <w:t>2026-06-24</w:t>
       <w:br/>
       <w:br/>
     </w:r>

--- a/klagomål/A 54477-2025 FSC-klagomål.docx
+++ b/klagomål/A 54477-2025 FSC-klagomål.docx
@@ -1263,7 +1263,7 @@
     <w:r>
       <w:tab/>
       <w:tab/>
-      <w:t>2026-06-24</w:t>
+      <w:t>2026-06-25</w:t>
       <w:br/>
       <w:br/>
     </w:r>

--- a/klagomål/A 54477-2025 FSC-klagomål.docx
+++ b/klagomål/A 54477-2025 FSC-klagomål.docx
@@ -1263,7 +1263,7 @@
     <w:r>
       <w:tab/>
       <w:tab/>
-      <w:t>2026-06-25</w:t>
+      <w:t>2026-06-26</w:t>
       <w:br/>
       <w:br/>
     </w:r>

--- a/klagomål/A 54477-2025 FSC-klagomål.docx
+++ b/klagomål/A 54477-2025 FSC-klagomål.docx
@@ -1263,7 +1263,7 @@
     <w:r>
       <w:tab/>
       <w:tab/>
-      <w:t>2026-06-26</w:t>
+      <w:t>2026-06-27</w:t>
       <w:br/>
       <w:br/>
     </w:r>

--- a/klagomål/A 54477-2025 FSC-klagomål.docx
+++ b/klagomål/A 54477-2025 FSC-klagomål.docx
@@ -1263,7 +1263,7 @@
     <w:r>
       <w:tab/>
       <w:tab/>
-      <w:t>2026-06-27</w:t>
+      <w:t>2026-06-28</w:t>
       <w:br/>
       <w:br/>
     </w:r>

--- a/klagomål/A 54477-2025 FSC-klagomål.docx
+++ b/klagomål/A 54477-2025 FSC-klagomål.docx
@@ -1263,7 +1263,7 @@
     <w:r>
       <w:tab/>
       <w:tab/>
-      <w:t>2026-06-28</w:t>
+      <w:t>2026-06-29</w:t>
       <w:br/>
       <w:br/>
     </w:r>

--- a/klagomål/A 54477-2025 FSC-klagomål.docx
+++ b/klagomål/A 54477-2025 FSC-klagomål.docx
@@ -1263,7 +1263,7 @@
     <w:r>
       <w:tab/>
       <w:tab/>
-      <w:t>2026-06-29</w:t>
+      <w:t>2026-06-30</w:t>
       <w:br/>
       <w:br/>
     </w:r>

--- a/klagomål/A 54477-2025 FSC-klagomål.docx
+++ b/klagomål/A 54477-2025 FSC-klagomål.docx
@@ -1263,7 +1263,7 @@
     <w:r>
       <w:tab/>
       <w:tab/>
-      <w:t>2026-06-30</w:t>
+      <w:t>2026-07-01</w:t>
       <w:br/>
       <w:br/>
     </w:r>

--- a/klagomål/A 54477-2025 FSC-klagomål.docx
+++ b/klagomål/A 54477-2025 FSC-klagomål.docx
@@ -1263,7 +1263,7 @@
     <w:r>
       <w:tab/>
       <w:tab/>
-      <w:t>2026-07-01</w:t>
+      <w:t>2026-07-02</w:t>
       <w:br/>
       <w:br/>
     </w:r>

--- a/klagomål/A 54477-2025 FSC-klagomål.docx
+++ b/klagomål/A 54477-2025 FSC-klagomål.docx
@@ -1263,7 +1263,7 @@
     <w:r>
       <w:tab/>
       <w:tab/>
-      <w:t>2026-07-13</w:t>
+      <w:t>2026-07-14</w:t>
       <w:br/>
       <w:br/>
     </w:r>

--- a/klagomål/A 54477-2025 FSC-klagomål.docx
+++ b/klagomål/A 54477-2025 FSC-klagomål.docx
@@ -1263,7 +1263,7 @@
     <w:r>
       <w:tab/>
       <w:tab/>
-      <w:t>2026-07-14</w:t>
+      <w:t>2026-07-15</w:t>
       <w:br/>
       <w:br/>
     </w:r>

--- a/klagomål/A 54477-2025 FSC-klagomål.docx
+++ b/klagomål/A 54477-2025 FSC-klagomål.docx
@@ -1263,7 +1263,7 @@
     <w:r>
       <w:tab/>
       <w:tab/>
-      <w:t>2026-07-15</w:t>
+      <w:t>2026-07-16</w:t>
       <w:br/>
       <w:br/>
     </w:r>

--- a/klagomål/A 54477-2025 FSC-klagomål.docx
+++ b/klagomål/A 54477-2025 FSC-klagomål.docx
@@ -1263,7 +1263,7 @@
     <w:r>
       <w:tab/>
       <w:tab/>
-      <w:t>2026-07-16</w:t>
+      <w:t>2026-07-17</w:t>
       <w:br/>
       <w:br/>
     </w:r>

--- a/klagomål/A 54477-2025 FSC-klagomål.docx
+++ b/klagomål/A 54477-2025 FSC-klagomål.docx
@@ -1263,7 +1263,7 @@
     <w:r>
       <w:tab/>
       <w:tab/>
-      <w:t>2026-07-17</w:t>
+      <w:t>2026-07-18</w:t>
       <w:br/>
       <w:br/>
     </w:r>

--- a/klagomål/A 54477-2025 FSC-klagomål.docx
+++ b/klagomål/A 54477-2025 FSC-klagomål.docx
@@ -1263,7 +1263,7 @@
     <w:r>
       <w:tab/>
       <w:tab/>
-      <w:t>2026-07-18</w:t>
+      <w:t>2026-07-19</w:t>
       <w:br/>
       <w:br/>
     </w:r>

--- a/klagomål/A 54477-2025 FSC-klagomål.docx
+++ b/klagomål/A 54477-2025 FSC-klagomål.docx
@@ -1263,7 +1263,7 @@
     <w:r>
       <w:tab/>
       <w:tab/>
-      <w:t>2026-07-19</w:t>
+      <w:t>2026-07-20</w:t>
       <w:br/>
       <w:br/>
     </w:r>

--- a/klagomål/A 54477-2025 FSC-klagomål.docx
+++ b/klagomål/A 54477-2025 FSC-klagomål.docx
@@ -1263,7 +1263,7 @@
     <w:r>
       <w:tab/>
       <w:tab/>
-      <w:t>2026-07-20</w:t>
+      <w:t>2026-07-21</w:t>
       <w:br/>
       <w:br/>
     </w:r>

--- a/klagomål/A 54477-2025 FSC-klagomål.docx
+++ b/klagomål/A 54477-2025 FSC-klagomål.docx
@@ -1263,7 +1263,7 @@
     <w:r>
       <w:tab/>
       <w:tab/>
-      <w:t>2026-07-21</w:t>
+      <w:t>2026-07-22</w:t>
       <w:br/>
       <w:br/>
     </w:r>

--- a/klagomål/A 54477-2025 FSC-klagomål.docx
+++ b/klagomål/A 54477-2025 FSC-klagomål.docx
@@ -1263,7 +1263,7 @@
     <w:r>
       <w:tab/>
       <w:tab/>
-      <w:t>2026-07-22</w:t>
+      <w:t>2026-07-23</w:t>
       <w:br/>
       <w:br/>
     </w:r>

--- a/klagomål/A 54477-2025 FSC-klagomål.docx
+++ b/klagomål/A 54477-2025 FSC-klagomål.docx
@@ -1263,7 +1263,7 @@
     <w:r>
       <w:tab/>
       <w:tab/>
-      <w:t>2026-07-23</w:t>
+      <w:t>2026-07-24</w:t>
       <w:br/>
       <w:br/>
     </w:r>

--- a/klagomål/A 54477-2025 FSC-klagomål.docx
+++ b/klagomål/A 54477-2025 FSC-klagomål.docx
@@ -1263,7 +1263,7 @@
     <w:r>
       <w:tab/>
       <w:tab/>
-      <w:t>2026-07-24</w:t>
+      <w:t>2026-07-25</w:t>
       <w:br/>
       <w:br/>
     </w:r>

--- a/klagomål/A 54477-2025 FSC-klagomål.docx
+++ b/klagomål/A 54477-2025 FSC-klagomål.docx
@@ -1263,7 +1263,7 @@
     <w:r>
       <w:tab/>
       <w:tab/>
-      <w:t>2026-07-25</w:t>
+      <w:t>2026-07-26</w:t>
       <w:br/>
       <w:br/>
     </w:r>

--- a/klagomål/A 54477-2025 FSC-klagomål.docx
+++ b/klagomål/A 54477-2025 FSC-klagomål.docx
@@ -1263,7 +1263,7 @@
     <w:r>
       <w:tab/>
       <w:tab/>
-      <w:t>2026-07-26</w:t>
+      <w:t>2026-07-27</w:t>
       <w:br/>
       <w:br/>
     </w:r>

--- a/klagomål/A 54477-2025 FSC-klagomål.docx
+++ b/klagomål/A 54477-2025 FSC-klagomål.docx
@@ -1263,7 +1263,7 @@
     <w:r>
       <w:tab/>
       <w:tab/>
-      <w:t>2026-07-27</w:t>
+      <w:t>2026-07-28</w:t>
       <w:br/>
       <w:br/>
     </w:r>

--- a/klagomål/A 54477-2025 FSC-klagomål.docx
+++ b/klagomål/A 54477-2025 FSC-klagomål.docx
@@ -1263,7 +1263,7 @@
     <w:r>
       <w:tab/>
       <w:tab/>
-      <w:t>2026-07-28</w:t>
+      <w:t>2026-07-29</w:t>
       <w:br/>
       <w:br/>
     </w:r>

--- a/klagomål/A 54477-2025 FSC-klagomål.docx
+++ b/klagomål/A 54477-2025 FSC-klagomål.docx
@@ -1263,7 +1263,7 @@
     <w:r>
       <w:tab/>
       <w:tab/>
-      <w:t>2026-07-29</w:t>
+      <w:t>2026-07-30</w:t>
       <w:br/>
       <w:br/>
     </w:r>

--- a/klagomål/A 54477-2025 FSC-klagomål.docx
+++ b/klagomål/A 54477-2025 FSC-klagomål.docx
@@ -1263,7 +1263,7 @@
     <w:r>
       <w:tab/>
       <w:tab/>
-      <w:t>2026-07-30</w:t>
+      <w:t>2026-07-31</w:t>
       <w:br/>
       <w:br/>
     </w:r>

--- a/klagomål/A 54477-2025 FSC-klagomål.docx
+++ b/klagomål/A 54477-2025 FSC-klagomål.docx
@@ -1263,7 +1263,7 @@
     <w:r>
       <w:tab/>
       <w:tab/>
-      <w:t>2026-07-31</w:t>
+      <w:t>2026-08-01</w:t>
       <w:br/>
       <w:br/>
     </w:r>

--- a/klagomål/A 54477-2025 FSC-klagomål.docx
+++ b/klagomål/A 54477-2025 FSC-klagomål.docx
@@ -1263,7 +1263,7 @@
     <w:r>
       <w:tab/>
       <w:tab/>
-      <w:t>2026-08-01</w:t>
+      <w:t>2026-08-02</w:t>
       <w:br/>
       <w:br/>
     </w:r>

--- a/klagomål/A 54477-2025 FSC-klagomål.docx
+++ b/klagomål/A 54477-2025 FSC-klagomål.docx
@@ -1263,7 +1263,7 @@
     <w:r>
       <w:tab/>
       <w:tab/>
-      <w:t>2026-08-02</w:t>
+      <w:t>2026-08-03</w:t>
       <w:br/>
       <w:br/>
     </w:r>

--- a/klagomål/A 54477-2025 FSC-klagomål.docx
+++ b/klagomål/A 54477-2025 FSC-klagomål.docx
@@ -1263,7 +1263,7 @@
     <w:r>
       <w:tab/>
       <w:tab/>
-      <w:t>2026-08-03</w:t>
+      <w:t>2026-08-05</w:t>
       <w:br/>
       <w:br/>
     </w:r>

--- a/klagomål/A 54477-2025 FSC-klagomål.docx
+++ b/klagomål/A 54477-2025 FSC-klagomål.docx
@@ -1263,7 +1263,7 @@
     <w:r>
       <w:tab/>
       <w:tab/>
-      <w:t>2026-08-05</w:t>
+      <w:t>2026-08-07</w:t>
       <w:br/>
       <w:br/>
     </w:r>

--- a/klagomål/A 54477-2025 FSC-klagomål.docx
+++ b/klagomål/A 54477-2025 FSC-klagomål.docx
@@ -1263,7 +1263,7 @@
     <w:r>
       <w:tab/>
       <w:tab/>
-      <w:t>2026-08-07</w:t>
+      <w:t>2026-08-08</w:t>
       <w:br/>
       <w:br/>
     </w:r>

--- a/klagomål/A 54477-2025 FSC-klagomål.docx
+++ b/klagomål/A 54477-2025 FSC-klagomål.docx
@@ -216,7 +216,7 @@
         <w:spacing w:after="240"/>
       </w:pPr>
       <w:r>
-        <w:t>Figur 1. Fyndplatser för naturvårdsarter i och inom 7 meter från avverkningsanmälan. Markörer utan svart kant är placerade på fyndplatsen. Markörer med svart kant är placerade vid sidan av fyndplatsen har ett svart streck som visar fyndplatsens exakta position. Kartans mittpunktskoordinat är N 6440707, E 556194 i SWEREF 99 TM.</w:t>
+        <w:t>Figur 1. Fyndplatser för naturvårdsarter i och inom 7 meter från avverkningsanmälan. Markörer utan svart kant är placerade på fyndplatsen. Markörer med svart kant är placerade vid sidan av fyndplatsen och har ett svart streck som visar fyndplatsens exakta position. Kartans mittpunktskoordinat är N 6440707, E 556194 i SWEREF 99 TM.</w:t>
       </w:r>
     </w:p>
     <w:p>
@@ -1263,7 +1263,7 @@
     <w:r>
       <w:tab/>
       <w:tab/>
-      <w:t>2026-08-14</w:t>
+      <w:t>2026-08-15</w:t>
       <w:br/>
       <w:br/>
     </w:r>

--- a/klagomål/A 54477-2025 FSC-klagomål.docx
+++ b/klagomål/A 54477-2025 FSC-klagomål.docx
@@ -1263,7 +1263,7 @@
     <w:r>
       <w:tab/>
       <w:tab/>
-      <w:t>2026-08-15</w:t>
+      <w:t>2026-08-16</w:t>
       <w:br/>
       <w:br/>
     </w:r>

--- a/klagomål/A 54477-2025 FSC-klagomål.docx
+++ b/klagomål/A 54477-2025 FSC-klagomål.docx
@@ -1263,7 +1263,7 @@
     <w:r>
       <w:tab/>
       <w:tab/>
-      <w:t>2026-08-16</w:t>
+      <w:t>2026-08-17</w:t>
       <w:br/>
       <w:br/>
     </w:r>

--- a/klagomål/A 54477-2025 FSC-klagomål.docx
+++ b/klagomål/A 54477-2025 FSC-klagomål.docx
@@ -1263,7 +1263,7 @@
     <w:r>
       <w:tab/>
       <w:tab/>
-      <w:t>2026-08-17</w:t>
+      <w:t>2026-08-18</w:t>
       <w:br/>
       <w:br/>
     </w:r>

--- a/klagomål/A 54477-2025 FSC-klagomål.docx
+++ b/klagomål/A 54477-2025 FSC-klagomål.docx
@@ -1263,7 +1263,7 @@
     <w:r>
       <w:tab/>
       <w:tab/>
-      <w:t>2026-08-18</w:t>
+      <w:t>2026-08-19</w:t>
       <w:br/>
       <w:br/>
     </w:r>

--- a/klagomål/A 54477-2025 FSC-klagomål.docx
+++ b/klagomål/A 54477-2025 FSC-klagomål.docx
@@ -1263,7 +1263,7 @@
     <w:r>
       <w:tab/>
       <w:tab/>
-      <w:t>2026-08-19</w:t>
+      <w:t>2026-08-20</w:t>
       <w:br/>
       <w:br/>
     </w:r>

--- a/klagomål/A 54477-2025 FSC-klagomål.docx
+++ b/klagomål/A 54477-2025 FSC-klagomål.docx
@@ -1263,7 +1263,7 @@
     <w:r>
       <w:tab/>
       <w:tab/>
-      <w:t>2026-08-20</w:t>
+      <w:t>2026-08-21</w:t>
       <w:br/>
       <w:br/>
     </w:r>

--- a/klagomål/A 54477-2025 FSC-klagomål.docx
+++ b/klagomål/A 54477-2025 FSC-klagomål.docx
@@ -1263,7 +1263,7 @@
     <w:r>
       <w:tab/>
       <w:tab/>
-      <w:t>2026-08-21</w:t>
+      <w:t>2026-08-22</w:t>
       <w:br/>
       <w:br/>
     </w:r>

--- a/klagomål/A 54477-2025 FSC-klagomål.docx
+++ b/klagomål/A 54477-2025 FSC-klagomål.docx
@@ -1263,7 +1263,7 @@
     <w:r>
       <w:tab/>
       <w:tab/>
-      <w:t>2026-08-22</w:t>
+      <w:t>2026-08-23</w:t>
       <w:br/>
       <w:br/>
     </w:r>

--- a/klagomål/A 54477-2025 FSC-klagomål.docx
+++ b/klagomål/A 54477-2025 FSC-klagomål.docx
@@ -1263,7 +1263,7 @@
     <w:r>
       <w:tab/>
       <w:tab/>
-      <w:t>2026-08-23</w:t>
+      <w:t>2026-08-24</w:t>
       <w:br/>
       <w:br/>
     </w:r>

--- a/klagomål/A 54477-2025 FSC-klagomål.docx
+++ b/klagomål/A 54477-2025 FSC-klagomål.docx
@@ -1263,7 +1263,7 @@
     <w:r>
       <w:tab/>
       <w:tab/>
-      <w:t>2026-08-24</w:t>
+      <w:t>2026-08-25</w:t>
       <w:br/>
       <w:br/>
     </w:r>

--- a/klagomål/A 54477-2025 FSC-klagomål.docx
+++ b/klagomål/A 54477-2025 FSC-klagomål.docx
@@ -1263,7 +1263,7 @@
     <w:r>
       <w:tab/>
       <w:tab/>
-      <w:t>2026-08-25</w:t>
+      <w:t>2026-08-26</w:t>
       <w:br/>
       <w:br/>
     </w:r>

--- a/klagomål/A 54477-2025 FSC-klagomål.docx
+++ b/klagomål/A 54477-2025 FSC-klagomål.docx
@@ -1263,7 +1263,7 @@
     <w:r>
       <w:tab/>
       <w:tab/>
-      <w:t>2026-08-26</w:t>
+      <w:t>2026-08-27</w:t>
       <w:br/>
       <w:br/>
     </w:r>

--- a/klagomål/A 54477-2025 FSC-klagomål.docx
+++ b/klagomål/A 54477-2025 FSC-klagomål.docx
@@ -1263,7 +1263,7 @@
     <w:r>
       <w:tab/>
       <w:tab/>
-      <w:t>2026-08-27</w:t>
+      <w:t>2026-08-28</w:t>
       <w:br/>
       <w:br/>
     </w:r>

--- a/klagomål/A 54477-2025 FSC-klagomål.docx
+++ b/klagomål/A 54477-2025 FSC-klagomål.docx
@@ -1263,7 +1263,7 @@
     <w:r>
       <w:tab/>
       <w:tab/>
-      <w:t>2026-08-28</w:t>
+      <w:t>2026-08-29</w:t>
       <w:br/>
       <w:br/>
     </w:r>

--- a/klagomål/A 54477-2025 FSC-klagomål.docx
+++ b/klagomål/A 54477-2025 FSC-klagomål.docx
@@ -1263,7 +1263,7 @@
     <w:r>
       <w:tab/>
       <w:tab/>
-      <w:t>2026-08-29</w:t>
+      <w:t>2026-08-31</w:t>
       <w:br/>
       <w:br/>
     </w:r>

--- a/klagomål/A 54477-2025 FSC-klagomål.docx
+++ b/klagomål/A 54477-2025 FSC-klagomål.docx
@@ -1263,7 +1263,7 @@
     <w:r>
       <w:tab/>
       <w:tab/>
-      <w:t>2026-08-31</w:t>
+      <w:t>2026-09-01</w:t>
       <w:br/>
       <w:br/>
     </w:r>

--- a/klagomål/A 54477-2025 FSC-klagomål.docx
+++ b/klagomål/A 54477-2025 FSC-klagomål.docx
@@ -1263,7 +1263,7 @@
     <w:r>
       <w:tab/>
       <w:tab/>
-      <w:t>2026-09-01</w:t>
+      <w:t>2026-09-02</w:t>
       <w:br/>
       <w:br/>
     </w:r>

--- a/klagomål/A 54477-2025 FSC-klagomål.docx
+++ b/klagomål/A 54477-2025 FSC-klagomål.docx
@@ -1263,7 +1263,7 @@
     <w:r>
       <w:tab/>
       <w:tab/>
-      <w:t>2026-09-02</w:t>
+      <w:t>2026-09-03</w:t>
       <w:br/>
       <w:br/>
     </w:r>

--- a/klagomål/A 54477-2025 FSC-klagomål.docx
+++ b/klagomål/A 54477-2025 FSC-klagomål.docx
@@ -1263,7 +1263,7 @@
     <w:r>
       <w:tab/>
       <w:tab/>
-      <w:t>2026-09-03</w:t>
+      <w:t>2026-09-04</w:t>
       <w:br/>
       <w:br/>
     </w:r>

--- a/klagomål/A 54477-2025 FSC-klagomål.docx
+++ b/klagomål/A 54477-2025 FSC-klagomål.docx
@@ -1263,7 +1263,7 @@
     <w:r>
       <w:tab/>
       <w:tab/>
-      <w:t>2026-09-04</w:t>
+      <w:t>2026-09-05</w:t>
       <w:br/>
       <w:br/>
     </w:r>

--- a/klagomål/A 54477-2025 FSC-klagomål.docx
+++ b/klagomål/A 54477-2025 FSC-klagomål.docx
@@ -1263,7 +1263,7 @@
     <w:r>
       <w:tab/>
       <w:tab/>
-      <w:t>2026-09-05</w:t>
+      <w:t>2026-09-06</w:t>
       <w:br/>
       <w:br/>
     </w:r>

--- a/klagomål/A 54477-2025 FSC-klagomål.docx
+++ b/klagomål/A 54477-2025 FSC-klagomål.docx
@@ -1263,7 +1263,7 @@
     <w:r>
       <w:tab/>
       <w:tab/>
-      <w:t>2026-09-06</w:t>
+      <w:t>2026-09-07</w:t>
       <w:br/>
       <w:br/>
     </w:r>

--- a/klagomål/A 54477-2025 FSC-klagomål.docx
+++ b/klagomål/A 54477-2025 FSC-klagomål.docx
@@ -1263,7 +1263,7 @@
     <w:r>
       <w:tab/>
       <w:tab/>
-      <w:t>2026-09-07</w:t>
+      <w:t>2026-09-08</w:t>
       <w:br/>
       <w:br/>
     </w:r>

--- a/klagomål/A 54477-2025 FSC-klagomål.docx
+++ b/klagomål/A 54477-2025 FSC-klagomål.docx
@@ -1263,7 +1263,7 @@
     <w:r>
       <w:tab/>
       <w:tab/>
-      <w:t>2026-09-08</w:t>
+      <w:t>2026-09-09</w:t>
       <w:br/>
       <w:br/>
     </w:r>

--- a/klagomål/A 54477-2025 FSC-klagomål.docx
+++ b/klagomål/A 54477-2025 FSC-klagomål.docx
@@ -1263,7 +1263,7 @@
     <w:r>
       <w:tab/>
       <w:tab/>
-      <w:t>2026-09-09</w:t>
+      <w:t>2026-09-10</w:t>
       <w:br/>
       <w:br/>
     </w:r>

--- a/klagomål/A 54477-2025 FSC-klagomål.docx
+++ b/klagomål/A 54477-2025 FSC-klagomål.docx
@@ -1263,7 +1263,7 @@
     <w:r>
       <w:tab/>
       <w:tab/>
-      <w:t>2026-09-10</w:t>
+      <w:t>2026-09-11</w:t>
       <w:br/>
       <w:br/>
     </w:r>

--- a/klagomål/A 54477-2025 FSC-klagomål.docx
+++ b/klagomål/A 54477-2025 FSC-klagomål.docx
@@ -1263,7 +1263,7 @@
     <w:r>
       <w:tab/>
       <w:tab/>
-      <w:t>2026-09-11</w:t>
+      <w:t>2026-09-12</w:t>
       <w:br/>
       <w:br/>
     </w:r>
